--- a/submissions/BPMEA/BPMEA_Written_Evaluation.docx
+++ b/submissions/BPMEA/BPMEA_Written_Evaluation.docx
@@ -318,7 +318,7 @@
               <w:pStyle w:val="Compact"/>
             </w:pPr>
             <w:r>
-              <w:t xml:space="preserve">Part 1 complete; Part 2 not complete in this draft</w:t>
+              <w:t xml:space="preserve">Part 1 complete; Part 2 drafted 19 October for Ryan's acceptance</w:t>
             </w:r>
           </w:p>
         </w:tc>
@@ -409,7 +409,16 @@
         <w:t xml:space="preserve"> </w:t>
       </w:r>
       <w:r>
-        <w:t xml:space="preserve">Takes the acceptance criteria the group set for itself, the results actually recorded, the evidence behind those results, and the failures that remain. It is owned by Ryan and is not complete here; Section 4 states exactly what it must contain and what evidence already exists.</w:t>
+        <w:t xml:space="preserve">Takes the acceptance criteria the group set for itself, the results actually recorded, the evidence behind those results, and the failures that remain. It is owned by Ryan (</w:t>
+      </w:r>
+      <w:r>
+        <w:rPr>
+          <w:rStyle w:val="VerbatimChar"/>
+        </w:rPr>
+        <w:t xml:space="preserve">PB-31</w:t>
+      </w:r>
+      <w:r>
+        <w:t xml:space="preserve">); the text in Section 4 was drafted from the evidence on 19 October and is a draft for his acceptance, not a claim that he wrote it.</w:t>
       </w:r>
     </w:p>
     <w:p>
@@ -1662,6 +1671,24 @@
               </w:rPr>
               <w:t xml:space="preserve">pb18_acceptance.py</w:t>
             </w:r>
+            <w:r>
+              <w:t xml:space="preserve">,</w:t>
+            </w:r>
+            <w:r>
+              <w:t xml:space="preserve"> </w:t>
+            </w:r>
+            <w:r>
+              <w:rPr>
+                <w:rStyle w:val="VerbatimChar"/>
+              </w:rPr>
+              <w:t xml:space="preserve">g07_e2e_acceptance.py</w:t>
+            </w:r>
+            <w:r>
+              <w:t xml:space="preserve"> </w:t>
+            </w:r>
+            <w:r>
+              <w:t xml:space="preserve">and their run records</w:t>
+            </w:r>
           </w:p>
         </w:tc>
         <w:tc>
@@ -1675,22 +1702,79 @@
                 <w:b/>
                 <w:bCs/>
               </w:rPr>
-              <w:t xml:space="preserve">Not re-run.</w:t>
-            </w:r>
-            <w:r>
-              <w:t xml:space="preserve"> </w:t>
-            </w:r>
-            <w:r>
-              <w:rPr>
-                <w:rStyle w:val="VerbatimChar"/>
-              </w:rPr>
-              <w:t xml:space="preserve">PB-31</w:t>
-            </w:r>
-            <w:r>
-              <w:t xml:space="preserve"> </w:t>
-            </w:r>
-            <w:r>
-              <w:t xml:space="preserve">is still open.</w:t>
+              <w:t xml:space="preserve">Re-run against V3 on 19 October.</w:t>
+            </w:r>
+            <w:r>
+              <w:t xml:space="preserve"> </w:t>
+            </w:r>
+            <w:r>
+              <w:t xml:space="preserve">The two existing scripts changed in one constant:</w:t>
+            </w:r>
+            <w:r>
+              <w:t xml:space="preserve"> </w:t>
+            </w:r>
+            <w:r>
+              <w:rPr>
+                <w:rStyle w:val="VerbatimChar"/>
+              </w:rPr>
+              <w:t xml:space="preserve">PROCESS</w:t>
+            </w:r>
+            <w:r>
+              <w:t xml:space="preserve"> </w:t>
+            </w:r>
+            <w:r>
+              <w:t xml:space="preserve">now reads</w:t>
+            </w:r>
+            <w:r>
+              <w:t xml:space="preserve"> </w:t>
+            </w:r>
+            <w:r>
+              <w:rPr>
+                <w:rStyle w:val="VerbatimChar"/>
+              </w:rPr>
+              <w:t xml:space="preserve">CAMUNDA_PROCESS_ID</w:t>
+            </w:r>
+            <w:r>
+              <w:t xml:space="preserve">, defaulting to</w:t>
+            </w:r>
+            <w:r>
+              <w:t xml:space="preserve"> </w:t>
+            </w:r>
+            <w:r>
+              <w:rPr>
+                <w:rStyle w:val="VerbatimChar"/>
+              </w:rPr>
+              <w:t xml:space="preserve">Hospital_All_Processes_V3_C8</w:t>
+            </w:r>
+            <w:r>
+              <w:t xml:space="preserve">.</w:t>
+            </w:r>
+            <w:r>
+              <w:t xml:space="preserve"> </w:t>
+            </w:r>
+            <w:r>
+              <w:rPr>
+                <w:rStyle w:val="VerbatimChar"/>
+              </w:rPr>
+              <w:t xml:space="preserve">g07_e2e_acceptance.py</w:t>
+            </w:r>
+            <w:r>
+              <w:t xml:space="preserve"> </w:t>
+            </w:r>
+            <w:r>
+              <w:t xml:space="preserve">is new and repeats the 29 September G07 method. Results, instance keys and limits are in Section 4; the master record is</w:t>
+            </w:r>
+            <w:r>
+              <w:t xml:space="preserve"> </w:t>
+            </w:r>
+            <w:r>
+              <w:rPr>
+                <w:rStyle w:val="VerbatimChar"/>
+              </w:rPr>
+              <w:t xml:space="preserve">Week3 Coursework/hospital-pathway/evidence/Camunda_V3_Acceptance_2026-10-19.txt</w:t>
+            </w:r>
+            <w:r>
+              <w:t xml:space="preserve">.</w:t>
             </w:r>
           </w:p>
         </w:tc>
@@ -2687,13 +2771,36 @@
           <w:b/>
           <w:bCs/>
         </w:rPr>
-        <w:t xml:space="preserve">No acceptance test was executed against V3.</w:t>
-      </w:r>
-      <w:r>
-        <w:t xml:space="preserve"> </w:t>
-      </w:r>
-      <w:r>
-        <w:t xml:space="preserve">No result in this evaluation is a V3 result. Section 2 of the traceability matrix describes the 29 September executable and must be read as "not re-run" for V3, never as "passed".</w:t>
+        <w:t xml:space="preserve">The executed acceptance run did not move a grade.</w:t>
+      </w:r>
+      <w:r>
+        <w:t xml:space="preserve"> </w:t>
+      </w:r>
+      <w:r>
+        <w:t xml:space="preserve">The six criteria and the G07 path were re-run against V3 on 19 October and reproduced the 29 September pass/fail pattern exactly, including the</w:t>
+      </w:r>
+      <w:r>
+        <w:t xml:space="preserve"> </w:t>
+      </w:r>
+      <w:r>
+        <w:rPr>
+          <w:rStyle w:val="VerbatimChar"/>
+        </w:rPr>
+        <w:t xml:space="preserve">AT-03</w:t>
+      </w:r>
+      <w:r>
+        <w:t xml:space="preserve"> </w:t>
+      </w:r>
+      <w:r>
+        <w:t xml:space="preserve">failure (Section 4). That is a result about the path the cases cover: none of them drives a branch that a Partial note in Section 3.4 names, so no rule could move on this evidence even where it passed. Section 4.7 explains the connection.</w:t>
+      </w:r>
+    </w:p>
+    <w:p>
+      <w:pPr>
+        <w:pStyle w:val="FirstParagraph"/>
+      </w:pPr>
+      <w:r>
+        <w:t xml:space="preserve">Section 2 of the traceability matrix describes the 29 September executable and must be read as its result, not as a V3 result; Section 4.3 below is the V3 result.</w:t>
       </w:r>
     </w:p>
     <w:p>
@@ -2918,6 +3025,14 @@
         <w:pStyle w:val="BodyText"/>
       </w:pPr>
       <w:r>
+        <w:t xml:space="preserve">The acceptance run of the same evening (Section 4) does not change it either. Six of the seven criteria pass on V3 and the count stays where it was, for the reason 4.7 sets out: a passing case can only upgrade a rule when the case reaches the gap that rule's Notes name.</w:t>
+      </w:r>
+    </w:p>
+    <w:p>
+      <w:pPr>
+        <w:pStyle w:val="BodyText"/>
+      </w:pPr>
+      <w:r>
         <w:t xml:space="preserve">That is the honest summary, and it should be read as a statement about the second release's</w:t>
       </w:r>
       <w:r>
@@ -3373,13 +3488,82 @@
           <w:b/>
           <w:bCs/>
         </w:rPr>
-        <w:t xml:space="preserve">No acceptance test was executed.</w:t>
-      </w:r>
-      <w:r>
-        <w:t xml:space="preserve"> </w:t>
-      </w:r>
-      <w:r>
-        <w:t xml:space="preserve">BR-20 is Supported without its own test, following the BR-11 precedent, where a modelled and implemented rule is Supported and the missing test is listed in Notes. Part 2 has to carry that test forward.</w:t>
+        <w:t xml:space="preserve">No acceptance case reaches the refund path.</w:t>
+      </w:r>
+      <w:r>
+        <w:t xml:space="preserve"> </w:t>
+      </w:r>
+      <w:r>
+        <w:t xml:space="preserve">BR-20 is Supported without its own acceptance test, following the BR-11 precedent, where a modelled and implemented rule is Supported and the missing test is listed in Notes.</w:t>
+      </w:r>
+      <w:r>
+        <w:t xml:space="preserve"> </w:t>
+      </w:r>
+      <w:r>
+        <w:rPr>
+          <w:rStyle w:val="VerbatimChar"/>
+        </w:rPr>
+        <w:t xml:space="preserve">RefundWorkersTest</w:t>
+      </w:r>
+      <w:r>
+        <w:t xml:space="preserve"> </w:t>
+      </w:r>
+      <w:r>
+        <w:t xml:space="preserve">now holds ten tests at</w:t>
+      </w:r>
+      <w:r>
+        <w:t xml:space="preserve"> </w:t>
+      </w:r>
+      <w:r>
+        <w:rPr>
+          <w:rStyle w:val="VerbatimChar"/>
+        </w:rPr>
+        <w:t xml:space="preserve">dbc0a33</w:t>
+      </w:r>
+      <w:r>
+        <w:t xml:space="preserve"> </w:t>
+      </w:r>
+      <w:r>
+        <w:t xml:space="preserve">(it held five on 29 September), but a worker test is not an acceptance run:</w:t>
+      </w:r>
+      <w:r>
+        <w:t xml:space="preserve"> </w:t>
+      </w:r>
+      <w:r>
+        <w:rPr>
+          <w:rStyle w:val="VerbatimChar"/>
+        </w:rPr>
+        <w:t xml:space="preserve">FinanceAdjustment</w:t>
+      </w:r>
+      <w:r>
+        <w:t xml:space="preserve"> </w:t>
+      </w:r>
+      <w:r>
+        <w:t xml:space="preserve">is never reached by</w:t>
+      </w:r>
+      <w:r>
+        <w:t xml:space="preserve"> </w:t>
+      </w:r>
+      <w:r>
+        <w:rPr>
+          <w:rStyle w:val="VerbatimChar"/>
+        </w:rPr>
+        <w:t xml:space="preserve">AT-01</w:t>
+      </w:r>
+      <w:r>
+        <w:t xml:space="preserve">–</w:t>
+      </w:r>
+      <w:r>
+        <w:rPr>
+          <w:rStyle w:val="VerbatimChar"/>
+        </w:rPr>
+        <w:t xml:space="preserve">AT-06</w:t>
+      </w:r>
+      <w:r>
+        <w:t xml:space="preserve"> </w:t>
+      </w:r>
+      <w:r>
+        <w:t xml:space="preserve">or by G07.</w:t>
       </w:r>
     </w:p>
     <w:p>
@@ -4848,9 +5032,9 @@
       <w:pPr>
         <w:pStyle w:val="Heading3"/>
       </w:pPr>
-      <w:bookmarkStart w:id="36" w:name="_30b44102ee63f9728156104934be4b53ab2e555"/>
-      <w:r>
-        <w:t xml:space="preserve">3.6 Two columns that could not be refreshed</w:t>
+      <w:bookmarkStart w:id="36" w:name="_3360f4b2d7511bccc8d5df1c2bc90af6a47e7be"/>
+      <w:r>
+        <w:t xml:space="preserve">3.6 Two columns, and what happened to them</w:t>
       </w:r>
       <w:bookmarkEnd w:id="36"/>
     </w:p>
@@ -4888,7 +5072,7 @@
               <w:pStyle w:val="Compact"/>
             </w:pPr>
             <w:r>
-              <w:t xml:space="preserve">Why it could not move</w:t>
+              <w:t xml:space="preserve">State</w:t>
             </w:r>
           </w:p>
         </w:tc>
@@ -4939,7 +5123,7 @@
               <w:t xml:space="preserve"> </w:t>
             </w:r>
             <w:r>
-              <w:t xml:space="preserve">has not changed since 29 September</w:t>
+              <w:t xml:space="preserve">has not changed since 29 September, so this column could not be refreshed</w:t>
             </w:r>
           </w:p>
         </w:tc>
@@ -4981,18 +5165,18 @@
               <w:pStyle w:val="Compact"/>
             </w:pPr>
             <w:r>
-              <w:t xml:space="preserve">No test was re-run</w:t>
-            </w:r>
-          </w:p>
-        </w:tc>
-        <w:tc>
-          <w:tcPr/>
-          <w:p>
-            <w:pPr>
-              <w:pStyle w:val="Compact"/>
-            </w:pPr>
-            <w:r>
-              <w:t xml:space="preserve">Nothing moves on test evidence. The cells describe the 29 September executable; for V3 they read as "not re-run".</w:t>
+              <w:t xml:space="preserve">Refreshed on 19 October from the executed run against V3 (Section 4); it could not be refreshed when 3.1–3.5 were written</w:t>
+            </w:r>
+          </w:p>
+        </w:tc>
+        <w:tc>
+          <w:tcPr/>
+          <w:p>
+            <w:pPr>
+              <w:pStyle w:val="Compact"/>
+            </w:pPr>
+            <w:r>
+              <w:t xml:space="preserve">The cells in Section 2 describe the 29 September executable and keep that meaning; the V3 verdicts, instance keys and evidence files are in 4.3. The refresh changed no grade, because the same six cases were run and none of them drives a branch the Partial notes name.</w:t>
             </w:r>
           </w:p>
         </w:tc>
@@ -5175,7 +5359,7 @@
           <w:b/>
           <w:bCs/>
         </w:rPr>
-        <w:t xml:space="preserve">Status: not complete in this draft.</w:t>
+        <w:t xml:space="preserve">Status: draft for the Part 2 owner's acceptance.</w:t>
       </w:r>
       <w:r>
         <w:t xml:space="preserve"> </w:t>
@@ -5190,16 +5374,16 @@
         <w:t xml:space="preserve">PB-31</w:t>
       </w:r>
       <w:r>
-        <w:t xml:space="preserve">). This section states what it must contain and what evidence already exists, so that the two parts can be joined without rework. It does not speak for Part 2's owner.</w:t>
+        <w:t xml:space="preserve">). This text was drafted from the evidence below on 19 October so that the two halves could be joined; it reports the verdicts written in the evidence files and adds no run of its own. Ryan has not yet accepted or signed it, and nothing here should be read as his wording.</w:t>
       </w:r>
     </w:p>
     <w:p>
       <w:pPr>
         <w:pStyle w:val="Heading3"/>
       </w:pPr>
-      <w:bookmarkStart w:id="39" w:name="_61830308191af83bf3be54024820e7f4bed1ab5"/>
-      <w:r>
-        <w:t xml:space="preserve">4.1 What Part 2 has to answer</w:t>
+      <w:bookmarkStart w:id="39" w:name="_1cac487f88def73e4b9f2e5cefeb1395a0a5355"/>
+      <w:r>
+        <w:t xml:space="preserve">4.1 The criteria, fixed before the results</w:t>
       </w:r>
       <w:bookmarkEnd w:id="39"/>
     </w:p>
@@ -5208,16 +5392,691 @@
         <w:pStyle w:val="FirstParagraph"/>
       </w:pPr>
       <w:r>
-        <w:t xml:space="preserve">The portfolio asks for an evaluation of the acceptance criteria: the criteria set for the initial and revised versions, the test results actually obtained, the supporting evidence, the failures identified, and a reasoned assessment.</w:t>
+        <w:t xml:space="preserve">The group set seven criteria for the executable pathway: six case-level criteria (</w:t>
+      </w:r>
+      <w:r>
+        <w:rPr>
+          <w:rStyle w:val="VerbatimChar"/>
+        </w:rPr>
+        <w:t xml:space="preserve">AT-01</w:t>
+      </w:r>
+      <w:r>
+        <w:t xml:space="preserve"> </w:t>
+      </w:r>
+      <w:r>
+        <w:t xml:space="preserve">to</w:t>
+      </w:r>
+      <w:r>
+        <w:t xml:space="preserve"> </w:t>
+      </w:r>
+      <w:r>
+        <w:rPr>
+          <w:rStyle w:val="VerbatimChar"/>
+        </w:rPr>
+        <w:t xml:space="preserve">AT-06</w:t>
+      </w:r>
+      <w:r>
+        <w:t xml:space="preserve">) and one end-to-end path (</w:t>
+      </w:r>
+      <w:r>
+        <w:rPr>
+          <w:rStyle w:val="VerbatimChar"/>
+        </w:rPr>
+        <w:t xml:space="preserve">G07</w:t>
+      </w:r>
+      <w:r>
+        <w:t xml:space="preserve">). They were written for the initial release against</w:t>
+      </w:r>
+      <w:r>
+        <w:t xml:space="preserve"> </w:t>
+      </w:r>
+      <w:r>
+        <w:rPr>
+          <w:rStyle w:val="VerbatimChar"/>
+        </w:rPr>
+        <w:t xml:space="preserve">Hospital_All_Processes_Simple_C8</w:t>
+      </w:r>
+      <w:r>
+        <w:t xml:space="preserve">, and they were</w:t>
+      </w:r>
+      <w:r>
+        <w:t xml:space="preserve"> </w:t>
+      </w:r>
+      <w:r>
+        <w:rPr>
+          <w:b/>
+          <w:bCs/>
+        </w:rPr>
+        <w:t xml:space="preserve">not</w:t>
+      </w:r>
+      <w:r>
+        <w:t xml:space="preserve"> </w:t>
+      </w:r>
+      <w:r>
+        <w:t xml:space="preserve">rewritten for the second release. That is what makes a before-and-after comparison possible at all: same criterion, same driver, two models.</w:t>
+      </w:r>
+    </w:p>
+    <w:tbl>
+      <w:tblPr>
+        <w:tblStyle w:val="Table"/>
+        <w:tblW w:type="dxa" w:w="9411"/>
+        <w:tblLook w:firstRow="1" w:lastRow="0" w:firstColumn="0" w:lastColumn="0" w:noHBand="0" w:noVBand="0" w:val="0020"/>
+        <w:tblLayout w:type="fixed"/>
+      </w:tblPr>
+      <w:tblGrid>
+        <w:gridCol w:w="850"/>
+        <w:gridCol w:w="3402"/>
+        <w:gridCol w:w="5159"/>
+      </w:tblGrid>
+      <w:tr>
+        <w:trPr>
+          <w:tblHeader w:val="on"/>
+          <w:cantSplit/>
+        </w:trPr>
+        <w:tc>
+          <w:tcPr>
+            <w:tcW w:type="dxa" w:w="850"/>
+          </w:tcPr>
+          <w:p>
+            <w:pPr>
+              <w:pStyle w:val="Compact"/>
+            </w:pPr>
+            <w:r>
+              <w:t xml:space="preserve">ID</w:t>
+            </w:r>
+          </w:p>
+        </w:tc>
+        <w:tc>
+          <w:tcPr>
+            <w:tcW w:type="dxa" w:w="3402"/>
+          </w:tcPr>
+          <w:p>
+            <w:pPr>
+              <w:pStyle w:val="Compact"/>
+            </w:pPr>
+            <w:r>
+              <w:t xml:space="preserve">What the case asks</w:t>
+            </w:r>
+          </w:p>
+        </w:tc>
+        <w:tc>
+          <w:tcPr>
+            <w:tcW w:type="dxa" w:w="5159"/>
+          </w:tcPr>
+          <w:p>
+            <w:pPr>
+              <w:pStyle w:val="Compact"/>
+            </w:pPr>
+            <w:r>
+              <w:t xml:space="preserve">Pass rule</w:t>
+            </w:r>
+          </w:p>
+        </w:tc>
+      </w:tr>
+      <w:tr>
+        <w:trPr>
+          <w:cantSplit/>
+        </w:trPr>
+        <w:tc>
+          <w:tcPr>
+            <w:tcW w:type="dxa" w:w="850"/>
+          </w:tcPr>
+          <w:p>
+            <w:pPr>
+              <w:pStyle w:val="Compact"/>
+            </w:pPr>
+            <w:r>
+              <w:rPr>
+                <w:rStyle w:val="VerbatimChar"/>
+              </w:rPr>
+              <w:t xml:space="preserve">AT-01</w:t>
+            </w:r>
+          </w:p>
+        </w:tc>
+        <w:tc>
+          <w:tcPr>
+            <w:tcW w:type="dxa" w:w="3402"/>
+          </w:tcPr>
+          <w:p>
+            <w:pPr>
+              <w:pStyle w:val="Compact"/>
+            </w:pPr>
+            <w:r>
+              <w:t xml:space="preserve">Documents checked, consultant accepts, new-patient booking opens, clinical care reachable</w:t>
+            </w:r>
+          </w:p>
+        </w:tc>
+        <w:tc>
+          <w:tcPr>
+            <w:tcW w:type="dxa" w:w="5159"/>
+          </w:tcPr>
+          <w:p>
+            <w:pPr>
+              <w:pStyle w:val="Compact"/>
+            </w:pPr>
+            <w:r>
+              <w:rPr>
+                <w:rStyle w:val="VerbatimChar"/>
+              </w:rPr>
+              <w:t xml:space="preserve">BookVisit</w:t>
+            </w:r>
+            <w:r>
+              <w:t xml:space="preserve"> </w:t>
+            </w:r>
+            <w:r>
+              <w:t xml:space="preserve">created after accept;</w:t>
+            </w:r>
+            <w:r>
+              <w:t xml:space="preserve"> </w:t>
+            </w:r>
+            <w:r>
+              <w:rPr>
+                <w:rStyle w:val="VerbatimChar"/>
+              </w:rPr>
+              <w:t xml:space="preserve">referralDecision=accept</w:t>
+            </w:r>
+            <w:r>
+              <w:t xml:space="preserve"> </w:t>
+            </w:r>
+            <w:r>
+              <w:t xml:space="preserve">with a reason;</w:t>
+            </w:r>
+            <w:r>
+              <w:t xml:space="preserve"> </w:t>
+            </w:r>
+            <w:r>
+              <w:rPr>
+                <w:rStyle w:val="VerbatimChar"/>
+              </w:rPr>
+              <w:t xml:space="preserve">ClinicalCare</w:t>
+            </w:r>
+            <w:r>
+              <w:t xml:space="preserve"> </w:t>
+            </w:r>
+            <w:r>
+              <w:t xml:space="preserve">reached; rejected end not taken; no active incident</w:t>
+            </w:r>
+          </w:p>
+        </w:tc>
+      </w:tr>
+      <w:tr>
+        <w:trPr>
+          <w:cantSplit/>
+        </w:trPr>
+        <w:tc>
+          <w:tcPr>
+            <w:tcW w:type="dxa" w:w="850"/>
+          </w:tcPr>
+          <w:p>
+            <w:pPr>
+              <w:pStyle w:val="Compact"/>
+            </w:pPr>
+            <w:r>
+              <w:rPr>
+                <w:rStyle w:val="VerbatimChar"/>
+              </w:rPr>
+              <w:t xml:space="preserve">AT-02</w:t>
+            </w:r>
+          </w:p>
+        </w:tc>
+        <w:tc>
+          <w:tcPr>
+            <w:tcW w:type="dxa" w:w="3402"/>
+          </w:tcPr>
+          <w:p>
+            <w:pPr>
+              <w:pStyle w:val="Compact"/>
+            </w:pPr>
+            <w:r>
+              <w:t xml:space="preserve">Consultant rejects; the case closes without a booking</w:t>
+            </w:r>
+          </w:p>
+        </w:tc>
+        <w:tc>
+          <w:tcPr>
+            <w:tcW w:type="dxa" w:w="5159"/>
+          </w:tcPr>
+          <w:p>
+            <w:pPr>
+              <w:pStyle w:val="Compact"/>
+            </w:pPr>
+            <w:r>
+              <w:t xml:space="preserve">State</w:t>
+            </w:r>
+            <w:r>
+              <w:t xml:space="preserve"> </w:t>
+            </w:r>
+            <w:r>
+              <w:rPr>
+                <w:rStyle w:val="VerbatimChar"/>
+              </w:rPr>
+              <w:t xml:space="preserve">COMPLETED</w:t>
+            </w:r>
+            <w:r>
+              <w:t xml:space="preserve">;</w:t>
+            </w:r>
+            <w:r>
+              <w:t xml:space="preserve"> </w:t>
+            </w:r>
+            <w:r>
+              <w:rPr>
+                <w:rStyle w:val="VerbatimChar"/>
+              </w:rPr>
+              <w:t xml:space="preserve">referralDecision=reject</w:t>
+            </w:r>
+            <w:r>
+              <w:t xml:space="preserve"> </w:t>
+            </w:r>
+            <w:r>
+              <w:t xml:space="preserve">with a reason;</w:t>
+            </w:r>
+            <w:r>
+              <w:t xml:space="preserve"> </w:t>
+            </w:r>
+            <w:r>
+              <w:rPr>
+                <w:rStyle w:val="VerbatimChar"/>
+              </w:rPr>
+              <w:t xml:space="preserve">BookVisit</w:t>
+            </w:r>
+            <w:r>
+              <w:t xml:space="preserve"> </w:t>
+            </w:r>
+            <w:r>
+              <w:t xml:space="preserve">never created; no active incident</w:t>
+            </w:r>
+          </w:p>
+        </w:tc>
+      </w:tr>
+      <w:tr>
+        <w:trPr>
+          <w:cantSplit/>
+        </w:trPr>
+        <w:tc>
+          <w:tcPr>
+            <w:tcW w:type="dxa" w:w="850"/>
+          </w:tcPr>
+          <w:p>
+            <w:pPr>
+              <w:pStyle w:val="Compact"/>
+            </w:pPr>
+            <w:r>
+              <w:rPr>
+                <w:rStyle w:val="VerbatimChar"/>
+              </w:rPr>
+              <w:t xml:space="preserve">AT-03</w:t>
+            </w:r>
+          </w:p>
+        </w:tc>
+        <w:tc>
+          <w:tcPr>
+            <w:tcW w:type="dxa" w:w="3402"/>
+          </w:tcPr>
+          <w:p>
+            <w:pPr>
+              <w:pStyle w:val="Compact"/>
+            </w:pPr>
+            <w:r>
+              <w:t xml:space="preserve">A Medical Secretary submits Accept, which the case rule forbids</w:t>
+            </w:r>
+          </w:p>
+        </w:tc>
+        <w:tc>
+          <w:tcPr>
+            <w:tcW w:type="dxa" w:w="5159"/>
+          </w:tcPr>
+          <w:p>
+            <w:pPr>
+              <w:pStyle w:val="Compact"/>
+            </w:pPr>
+            <w:r>
+              <w:t xml:space="preserve">The engine refuses the accept, so</w:t>
+            </w:r>
+            <w:r>
+              <w:t xml:space="preserve"> </w:t>
+            </w:r>
+            <w:r>
+              <w:rPr>
+                <w:rStyle w:val="VerbatimChar"/>
+              </w:rPr>
+              <w:t xml:space="preserve">BookVisit</w:t>
+            </w:r>
+            <w:r>
+              <w:t xml:space="preserve"> </w:t>
+            </w:r>
+            <w:r>
+              <w:t xml:space="preserve">is not created</w:t>
+            </w:r>
+          </w:p>
+        </w:tc>
+      </w:tr>
+      <w:tr>
+        <w:trPr>
+          <w:cantSplit/>
+        </w:trPr>
+        <w:tc>
+          <w:tcPr>
+            <w:tcW w:type="dxa" w:w="850"/>
+          </w:tcPr>
+          <w:p>
+            <w:pPr>
+              <w:pStyle w:val="Compact"/>
+            </w:pPr>
+            <w:r>
+              <w:rPr>
+                <w:rStyle w:val="VerbatimChar"/>
+              </w:rPr>
+              <w:t xml:space="preserve">AT-04</w:t>
+            </w:r>
+          </w:p>
+        </w:tc>
+        <w:tc>
+          <w:tcPr>
+            <w:tcW w:type="dxa" w:w="3402"/>
+          </w:tcPr>
+          <w:p>
+            <w:pPr>
+              <w:pStyle w:val="Compact"/>
+            </w:pPr>
+            <w:r>
+              <w:t xml:space="preserve">No suitable slot within the requested period</w:t>
+            </w:r>
+          </w:p>
+        </w:tc>
+        <w:tc>
+          <w:tcPr>
+            <w:tcW w:type="dxa" w:w="5159"/>
+          </w:tcPr>
+          <w:p>
+            <w:pPr>
+              <w:pStyle w:val="Compact"/>
+            </w:pPr>
+            <w:r>
+              <w:rPr>
+                <w:rStyle w:val="VerbatimChar"/>
+              </w:rPr>
+              <w:t xml:space="preserve">BookVisit</w:t>
+            </w:r>
+            <w:r>
+              <w:t xml:space="preserve"> </w:t>
+            </w:r>
+            <w:r>
+              <w:t xml:space="preserve">reopens as pending;</w:t>
+            </w:r>
+            <w:r>
+              <w:t xml:space="preserve"> </w:t>
+            </w:r>
+            <w:r>
+              <w:rPr>
+                <w:rStyle w:val="VerbatimChar"/>
+              </w:rPr>
+              <w:t xml:space="preserve">ClinicalCare</w:t>
+            </w:r>
+            <w:r>
+              <w:t xml:space="preserve"> </w:t>
+            </w:r>
+            <w:r>
+              <w:t xml:space="preserve">absent;</w:t>
+            </w:r>
+            <w:r>
+              <w:t xml:space="preserve"> </w:t>
+            </w:r>
+            <w:r>
+              <w:rPr>
+                <w:rStyle w:val="VerbatimChar"/>
+              </w:rPr>
+              <w:t xml:space="preserve">visitOutcome=pending</w:t>
+            </w:r>
+            <w:r>
+              <w:t xml:space="preserve">; no active incident</w:t>
+            </w:r>
+          </w:p>
+        </w:tc>
+      </w:tr>
+      <w:tr>
+        <w:trPr>
+          <w:cantSplit/>
+        </w:trPr>
+        <w:tc>
+          <w:tcPr>
+            <w:tcW w:type="dxa" w:w="850"/>
+          </w:tcPr>
+          <w:p>
+            <w:pPr>
+              <w:pStyle w:val="Compact"/>
+            </w:pPr>
+            <w:r>
+              <w:rPr>
+                <w:rStyle w:val="VerbatimChar"/>
+              </w:rPr>
+              <w:t xml:space="preserve">AT-05</w:t>
+            </w:r>
+          </w:p>
+        </w:tc>
+        <w:tc>
+          <w:tcPr>
+            <w:tcW w:type="dxa" w:w="3402"/>
+          </w:tcPr>
+          <w:p>
+            <w:pPr>
+              <w:pStyle w:val="Compact"/>
+            </w:pPr>
+            <w:r>
+              <w:t xml:space="preserve">Payment fails, then a person retries</w:t>
+            </w:r>
+          </w:p>
+        </w:tc>
+        <w:tc>
+          <w:tcPr>
+            <w:tcW w:type="dxa" w:w="5159"/>
+          </w:tcPr>
+          <w:p>
+            <w:pPr>
+              <w:pStyle w:val="Compact"/>
+            </w:pPr>
+            <w:r>
+              <w:t xml:space="preserve">Failure routed to investigation and a funding issue; retry succeeds;</w:t>
+            </w:r>
+            <w:r>
+              <w:t xml:space="preserve"> </w:t>
+            </w:r>
+            <w:r>
+              <w:rPr>
+                <w:rStyle w:val="VerbatimChar"/>
+              </w:rPr>
+              <w:t xml:space="preserve">BookTreatment</w:t>
+            </w:r>
+            <w:r>
+              <w:t xml:space="preserve"> </w:t>
+            </w:r>
+            <w:r>
+              <w:t xml:space="preserve">reached; no duplicate charge</w:t>
+            </w:r>
+          </w:p>
+        </w:tc>
+      </w:tr>
+      <w:tr>
+        <w:trPr>
+          <w:cantSplit/>
+        </w:trPr>
+        <w:tc>
+          <w:tcPr>
+            <w:tcW w:type="dxa" w:w="850"/>
+          </w:tcPr>
+          <w:p>
+            <w:pPr>
+              <w:pStyle w:val="Compact"/>
+            </w:pPr>
+            <w:r>
+              <w:rPr>
+                <w:rStyle w:val="VerbatimChar"/>
+              </w:rPr>
+              <w:t xml:space="preserve">AT-06</w:t>
+            </w:r>
+          </w:p>
+        </w:tc>
+        <w:tc>
+          <w:tcPr>
+            <w:tcW w:type="dxa" w:w="3402"/>
+          </w:tcPr>
+          <w:p>
+            <w:pPr>
+              <w:pStyle w:val="Compact"/>
+            </w:pPr>
+            <w:r>
+              <w:t xml:space="preserve">Provider may have taken the money, confirmation missing</w:t>
+            </w:r>
+          </w:p>
+        </w:tc>
+        <w:tc>
+          <w:tcPr>
+            <w:tcW w:type="dxa" w:w="5159"/>
+          </w:tcPr>
+          <w:p>
+            <w:pPr>
+              <w:pStyle w:val="Compact"/>
+            </w:pPr>
+            <w:r>
+              <w:rPr>
+                <w:rStyle w:val="VerbatimChar"/>
+              </w:rPr>
+              <w:t xml:space="preserve">payment_status=investigate</w:t>
+            </w:r>
+            <w:r>
+              <w:t xml:space="preserve">;</w:t>
+            </w:r>
+            <w:r>
+              <w:t xml:space="preserve"> </w:t>
+            </w:r>
+            <w:r>
+              <w:rPr>
+                <w:rStyle w:val="VerbatimChar"/>
+              </w:rPr>
+              <w:t xml:space="preserve">BookTreatment</w:t>
+            </w:r>
+            <w:r>
+              <w:t xml:space="preserve"> </w:t>
+            </w:r>
+            <w:r>
+              <w:t xml:space="preserve">not auto-opened; no automatic second charge</w:t>
+            </w:r>
+          </w:p>
+        </w:tc>
+      </w:tr>
+      <w:tr>
+        <w:trPr>
+          <w:cantSplit/>
+        </w:trPr>
+        <w:tc>
+          <w:tcPr>
+            <w:tcW w:type="dxa" w:w="850"/>
+          </w:tcPr>
+          <w:p>
+            <w:pPr>
+              <w:pStyle w:val="Compact"/>
+            </w:pPr>
+            <w:r>
+              <w:rPr>
+                <w:rStyle w:val="VerbatimChar"/>
+              </w:rPr>
+              <w:t xml:space="preserve">G07</w:t>
+            </w:r>
+          </w:p>
+        </w:tc>
+        <w:tc>
+          <w:tcPr>
+            <w:tcW w:type="dxa" w:w="3402"/>
+          </w:tcPr>
+          <w:p>
+            <w:pPr>
+              <w:pStyle w:val="Compact"/>
+            </w:pPr>
+            <w:r>
+              <w:t xml:space="preserve">One referral through the whole pathway to discharge</w:t>
+            </w:r>
+          </w:p>
+        </w:tc>
+        <w:tc>
+          <w:tcPr>
+            <w:tcW w:type="dxa" w:w="5159"/>
+          </w:tcPr>
+          <w:p>
+            <w:pPr>
+              <w:pStyle w:val="Compact"/>
+            </w:pPr>
+            <w:r>
+              <w:t xml:space="preserve">Nine human tasks completed in order; final state</w:t>
+            </w:r>
+            <w:r>
+              <w:t xml:space="preserve"> </w:t>
+            </w:r>
+            <w:r>
+              <w:rPr>
+                <w:rStyle w:val="VerbatimChar"/>
+              </w:rPr>
+              <w:t xml:space="preserve">COMPLETED</w:t>
+            </w:r>
+            <w:r>
+              <w:t xml:space="preserve">; the recorded variables set; zero active incidents</w:t>
+            </w:r>
+          </w:p>
+        </w:tc>
+      </w:tr>
+    </w:tbl>
+    <w:p>
+      <w:pPr>
+        <w:pStyle w:val="FirstParagraph"/>
+      </w:pPr>
+      <w:r>
+        <w:t xml:space="preserve">A case passes only when every check listed for it matches. A failure is kept as a failure, with its reason, and is not reworded once a later run behaves differently. The plan behind the first six is</w:t>
+      </w:r>
+      <w:r>
+        <w:t xml:space="preserve"> </w:t>
+      </w:r>
+      <w:r>
+        <w:rPr>
+          <w:rStyle w:val="VerbatimChar"/>
+        </w:rPr>
+        <w:t xml:space="preserve">Group_Acceptance_Test_Plan_and_Results_2026-09-29.pdf</w:t>
+      </w:r>
+      <w:r>
+        <w:t xml:space="preserve">; the working plans are</w:t>
+      </w:r>
+      <w:r>
+        <w:t xml:space="preserve"> </w:t>
+      </w:r>
+      <w:r>
+        <w:rPr>
+          <w:rStyle w:val="VerbatimChar"/>
+        </w:rPr>
+        <w:t xml:space="preserve">PB-14_acceptance-test-plan_2026-09-29.md</w:t>
+      </w:r>
+      <w:r>
+        <w:t xml:space="preserve"> </w:t>
+      </w:r>
+      <w:r>
+        <w:t xml:space="preserve">and</w:t>
+      </w:r>
+      <w:r>
+        <w:t xml:space="preserve"> </w:t>
+      </w:r>
+      <w:r>
+        <w:rPr>
+          <w:rStyle w:val="VerbatimChar"/>
+        </w:rPr>
+        <w:t xml:space="preserve">PB-18_acceptance-test-plan_2026-09-29.md</w:t>
+      </w:r>
+      <w:r>
+        <w:t xml:space="preserve">.</w:t>
       </w:r>
     </w:p>
     <w:p>
       <w:pPr>
         <w:pStyle w:val="Heading3"/>
       </w:pPr>
-      <w:bookmarkStart w:id="40" w:name="_42a028d6358efbb322ef9761d58c7a0e482f12b"/>
-      <w:r>
-        <w:t xml:space="preserve">4.2 Evidence that already exists</w:t>
+      <w:bookmarkStart w:id="40" w:name="_aa6afab1b7756f663a8a3f87e120e5a20834522"/>
+      <w:r>
+        <w:t xml:space="preserve">4.2 Two runs of the same cases</w:t>
       </w:r>
       <w:bookmarkEnd w:id="40"/>
     </w:p>
@@ -5228,8 +6087,9 @@
         <w:tblLook w:firstRow="1" w:lastRow="0" w:firstColumn="0" w:lastColumn="0" w:noHBand="0" w:noVBand="0" w:val="0020"/>
       </w:tblPr>
       <w:tblGrid>
-        <w:gridCol w:w="3960"/>
-        <w:gridCol w:w="3960"/>
+        <w:gridCol w:w="2640"/>
+        <w:gridCol w:w="2640"/>
+        <w:gridCol w:w="2640"/>
       </w:tblGrid>
       <w:tr>
         <w:trPr>
@@ -5242,19 +6102,27 @@
             <w:pPr>
               <w:pStyle w:val="Compact"/>
             </w:pPr>
-            <w:r>
-              <w:t xml:space="preserve">Evidence</w:t>
-            </w:r>
-          </w:p>
-        </w:tc>
-        <w:tc>
-          <w:tcPr/>
-          <w:p>
-            <w:pPr>
-              <w:pStyle w:val="Compact"/>
-            </w:pPr>
-            <w:r>
-              <w:t xml:space="preserve">State</w:t>
+          </w:p>
+        </w:tc>
+        <w:tc>
+          <w:tcPr/>
+          <w:p>
+            <w:pPr>
+              <w:pStyle w:val="Compact"/>
+            </w:pPr>
+            <w:r>
+              <w:t xml:space="preserve">29 September 2026</w:t>
+            </w:r>
+          </w:p>
+        </w:tc>
+        <w:tc>
+          <w:tcPr/>
+          <w:p>
+            <w:pPr>
+              <w:pStyle w:val="Compact"/>
+            </w:pPr>
+            <w:r>
+              <w:t xml:space="preserve">19 October 2026</w:t>
             </w:r>
           </w:p>
         </w:tc>
@@ -5270,43 +6138,83 @@
               <w:pStyle w:val="Compact"/>
             </w:pPr>
             <w:r>
-              <w:rPr>
-                <w:rStyle w:val="VerbatimChar"/>
-              </w:rPr>
-              <w:t xml:space="preserve">pb14_acceptance.py</w:t>
-            </w:r>
-            <w:r>
-              <w:t xml:space="preserve">,</w:t>
-            </w:r>
-            <w:r>
-              <w:t xml:space="preserve"> </w:t>
-            </w:r>
-            <w:r>
-              <w:rPr>
-                <w:rStyle w:val="VerbatimChar"/>
-              </w:rPr>
-              <w:t xml:space="preserve">pb18_acceptance.py</w:t>
-            </w:r>
-          </w:p>
-        </w:tc>
-        <w:tc>
-          <w:tcPr/>
-          <w:p>
-            <w:pPr>
-              <w:pStyle w:val="Compact"/>
-            </w:pPr>
-            <w:r>
-              <w:t xml:space="preserve">Exist;</w:t>
-            </w:r>
-            <w:r>
-              <w:t xml:space="preserve"> </w:t>
-            </w:r>
-            <w:r>
-              <w:rPr>
-                <w:b/>
-                <w:bCs/>
-              </w:rPr>
-              <w:t xml:space="preserve">not re-run against V3</w:t>
+              <w:t xml:space="preserve">Model under test</w:t>
+            </w:r>
+          </w:p>
+        </w:tc>
+        <w:tc>
+          <w:tcPr/>
+          <w:p>
+            <w:pPr>
+              <w:pStyle w:val="Compact"/>
+            </w:pPr>
+            <w:r>
+              <w:rPr>
+                <w:rStyle w:val="VerbatimChar"/>
+              </w:rPr>
+              <w:t xml:space="preserve">Hospital_All_Processes_Simple_C8</w:t>
+            </w:r>
+            <w:r>
+              <w:t xml:space="preserve">: definition version 6 for</w:t>
+            </w:r>
+            <w:r>
+              <w:t xml:space="preserve"> </w:t>
+            </w:r>
+            <w:r>
+              <w:rPr>
+                <w:rStyle w:val="VerbatimChar"/>
+              </w:rPr>
+              <w:t xml:space="preserve">AT-01</w:t>
+            </w:r>
+            <w:r>
+              <w:t xml:space="preserve">–</w:t>
+            </w:r>
+            <w:r>
+              <w:rPr>
+                <w:rStyle w:val="VerbatimChar"/>
+              </w:rPr>
+              <w:t xml:space="preserve">AT-06</w:t>
+            </w:r>
+            <w:r>
+              <w:t xml:space="preserve">, version 1 for</w:t>
+            </w:r>
+            <w:r>
+              <w:t xml:space="preserve"> </w:t>
+            </w:r>
+            <w:r>
+              <w:rPr>
+                <w:rStyle w:val="VerbatimChar"/>
+              </w:rPr>
+              <w:t xml:space="preserve">G07</w:t>
+            </w:r>
+          </w:p>
+        </w:tc>
+        <w:tc>
+          <w:tcPr/>
+          <w:p>
+            <w:pPr>
+              <w:pStyle w:val="Compact"/>
+            </w:pPr>
+            <w:r>
+              <w:rPr>
+                <w:rStyle w:val="VerbatimChar"/>
+              </w:rPr>
+              <w:t xml:space="preserve">Hospital_All_Processes_V3_C8</w:t>
+            </w:r>
+            <w:r>
+              <w:t xml:space="preserve">, definition key</w:t>
+            </w:r>
+            <w:r>
+              <w:t xml:space="preserve"> </w:t>
+            </w:r>
+            <w:r>
+              <w:rPr>
+                <w:rStyle w:val="VerbatimChar"/>
+              </w:rPr>
+              <w:t xml:space="preserve">2251799813928658</w:t>
+            </w:r>
+            <w:r>
+              <w:t xml:space="preserve">, version 1</w:t>
             </w:r>
           </w:p>
         </w:tc>
@@ -5322,39 +6230,95 @@
               <w:pStyle w:val="Compact"/>
             </w:pPr>
             <w:r>
-              <w:t xml:space="preserve">Initial-release results</w:t>
-            </w:r>
-          </w:p>
-        </w:tc>
-        <w:tc>
-          <w:tcPr/>
-          <w:p>
-            <w:pPr>
-              <w:pStyle w:val="Compact"/>
-            </w:pPr>
-            <w:r>
-              <w:t xml:space="preserve">Recorded for the 29 September executable (</w:t>
-            </w:r>
-            <w:r>
-              <w:rPr>
-                <w:rStyle w:val="VerbatimChar"/>
-              </w:rPr>
-              <w:t xml:space="preserve">submission-2026-09-29</w:t>
-            </w:r>
-            <w:r>
-              <w:t xml:space="preserve">,</w:t>
-            </w:r>
-            <w:r>
-              <w:t xml:space="preserve"> </w:t>
-            </w:r>
-            <w:r>
-              <w:rPr>
-                <w:rStyle w:val="VerbatimChar"/>
-              </w:rPr>
-              <w:t xml:space="preserve">f6fec99</w:t>
-            </w:r>
-            <w:r>
-              <w:t xml:space="preserve">)</w:t>
+              <w:t xml:space="preserve">Engine</w:t>
+            </w:r>
+          </w:p>
+        </w:tc>
+        <w:tc>
+          <w:tcPr/>
+          <w:p>
+            <w:pPr>
+              <w:pStyle w:val="Compact"/>
+            </w:pPr>
+            <w:r>
+              <w:t xml:space="preserve">local c8run 8.10.0-alpha5, REST</w:t>
+            </w:r>
+            <w:r>
+              <w:t xml:space="preserve"> </w:t>
+            </w:r>
+            <w:r>
+              <w:rPr>
+                <w:rStyle w:val="VerbatimChar"/>
+              </w:rPr>
+              <w:t xml:space="preserve">/v2</w:t>
+            </w:r>
+            <w:r>
+              <w:t xml:space="preserve"> </w:t>
+            </w:r>
+            <w:r>
+              <w:t xml:space="preserve">on</w:t>
+            </w:r>
+            <w:r>
+              <w:t xml:space="preserve"> </w:t>
+            </w:r>
+            <w:r>
+              <w:rPr>
+                <w:rStyle w:val="VerbatimChar"/>
+              </w:rPr>
+              <w:t xml:space="preserve">localhost:8080</w:t>
+            </w:r>
+          </w:p>
+        </w:tc>
+        <w:tc>
+          <w:tcPr/>
+          <w:p>
+            <w:pPr>
+              <w:pStyle w:val="Compact"/>
+            </w:pPr>
+            <w:r>
+              <w:t xml:space="preserve">the same, started with</w:t>
+            </w:r>
+            <w:r>
+              <w:t xml:space="preserve"> </w:t>
+            </w:r>
+            <w:r>
+              <w:rPr>
+                <w:rStyle w:val="VerbatimChar"/>
+              </w:rPr>
+              <w:t xml:space="preserve">c8run.exe start --disable-connectors</w:t>
+            </w:r>
+            <w:r>
+              <w:t xml:space="preserve">; gRPC</w:t>
+            </w:r>
+            <w:r>
+              <w:t xml:space="preserve"> </w:t>
+            </w:r>
+            <w:r>
+              <w:rPr>
+                <w:rStyle w:val="VerbatimChar"/>
+              </w:rPr>
+              <w:t xml:space="preserve">26500</w:t>
+            </w:r>
+            <w:r>
+              <w:t xml:space="preserve">;</w:t>
+            </w:r>
+            <w:r>
+              <w:t xml:space="preserve"> </w:t>
+            </w:r>
+            <w:r>
+              <w:rPr>
+                <w:rStyle w:val="VerbatimChar"/>
+              </w:rPr>
+              <w:t xml:space="preserve">demo</w:t>
+            </w:r>
+            <w:r>
+              <w:t xml:space="preserve">/</w:t>
+            </w:r>
+            <w:r>
+              <w:rPr>
+                <w:rStyle w:val="VerbatimChar"/>
+              </w:rPr>
+              <w:t xml:space="preserve">demo</w:t>
             </w:r>
           </w:p>
         </w:tc>
@@ -5370,37 +6334,47 @@
               <w:pStyle w:val="Compact"/>
             </w:pPr>
             <w:r>
-              <w:rPr>
-                <w:rStyle w:val="VerbatimChar"/>
-              </w:rPr>
-              <w:t xml:space="preserve">AT-03</w:t>
-            </w:r>
-            <w:r>
-              <w:t xml:space="preserve"> </w:t>
-            </w:r>
-            <w:r>
-              <w:t xml:space="preserve">role enforcement</w:t>
-            </w:r>
-          </w:p>
-        </w:tc>
-        <w:tc>
-          <w:tcPr/>
-          <w:p>
-            <w:pPr>
-              <w:pStyle w:val="Compact"/>
-            </w:pPr>
-            <w:r>
-              <w:rPr>
-                <w:b/>
-                <w:bCs/>
-              </w:rPr>
-              <w:t xml:space="preserve">Recorded failure</w:t>
-            </w:r>
-            <w:r>
-              <w:t xml:space="preserve"> </w:t>
-            </w:r>
-            <w:r>
-              <w:t xml:space="preserve">— a Medical Secretary completing Accept still created a Book visit</w:t>
+              <w:t xml:space="preserve">Workers</w:t>
+            </w:r>
+          </w:p>
+        </w:tc>
+        <w:tc>
+          <w:tcPr/>
+          <w:p>
+            <w:pPr>
+              <w:pStyle w:val="Compact"/>
+            </w:pPr>
+            <w:r>
+              <w:rPr>
+                <w:rStyle w:val="VerbatimChar"/>
+              </w:rPr>
+              <w:t xml:space="preserve">mvn spring-boot:run</w:t>
+            </w:r>
+            <w:r>
+              <w:t xml:space="preserve"> </w:t>
+            </w:r>
+            <w:r>
+              <w:t xml:space="preserve">from</w:t>
+            </w:r>
+            <w:r>
+              <w:t xml:space="preserve"> </w:t>
+            </w:r>
+            <w:r>
+              <w:rPr>
+                <w:rStyle w:val="VerbatimChar"/>
+              </w:rPr>
+              <w:t xml:space="preserve">Week3 Coursework/hospital-pathway</w:t>
+            </w:r>
+          </w:p>
+        </w:tc>
+        <w:tc>
+          <w:tcPr/>
+          <w:p>
+            <w:pPr>
+              <w:pStyle w:val="Compact"/>
+            </w:pPr>
+            <w:r>
+              <w:t xml:space="preserve">the same</w:t>
             </w:r>
           </w:p>
         </w:tc>
@@ -5416,49 +6390,89 @@
               <w:pStyle w:val="Compact"/>
             </w:pPr>
             <w:r>
-              <w:t xml:space="preserve">Worker unit tests</w:t>
-            </w:r>
-          </w:p>
-        </w:tc>
-        <w:tc>
-          <w:tcPr/>
-          <w:p>
-            <w:pPr>
-              <w:pStyle w:val="Compact"/>
-            </w:pPr>
-            <w:r>
-              <w:t xml:space="preserve">Three test classes re-run at</w:t>
-            </w:r>
-            <w:r>
-              <w:t xml:space="preserve"> </w:t>
-            </w:r>
-            <w:r>
-              <w:rPr>
-                <w:rStyle w:val="VerbatimChar"/>
-              </w:rPr>
-              <w:t xml:space="preserve">353f988</w:t>
-            </w:r>
-            <w:r>
-              <w:t xml:space="preserve"> </w:t>
-            </w:r>
-            <w:r>
-              <w:t xml:space="preserve">on 2026-10-19; 19 tests passed. This covers the workers,</w:t>
-            </w:r>
-            <w:r>
-              <w:t xml:space="preserve"> </w:t>
-            </w:r>
-            <w:r>
-              <w:rPr>
-                <w:b/>
-                <w:bCs/>
-              </w:rPr>
-              <w:t xml:space="preserve">not</w:t>
-            </w:r>
-            <w:r>
-              <w:t xml:space="preserve"> </w:t>
-            </w:r>
-            <w:r>
-              <w:t xml:space="preserve">the process end to end</w:t>
+              <w:t xml:space="preserve">Drivers</w:t>
+            </w:r>
+          </w:p>
+        </w:tc>
+        <w:tc>
+          <w:tcPr/>
+          <w:p>
+            <w:pPr>
+              <w:pStyle w:val="Compact"/>
+            </w:pPr>
+            <w:r>
+              <w:rPr>
+                <w:rStyle w:val="VerbatimChar"/>
+              </w:rPr>
+              <w:t xml:space="preserve">pb14_acceptance.py</w:t>
+            </w:r>
+            <w:r>
+              <w:t xml:space="preserve">,</w:t>
+            </w:r>
+            <w:r>
+              <w:t xml:space="preserve"> </w:t>
+            </w:r>
+            <w:r>
+              <w:rPr>
+                <w:rStyle w:val="VerbatimChar"/>
+              </w:rPr>
+              <w:t xml:space="preserve">pb18_acceptance.py</w:t>
+            </w:r>
+          </w:p>
+        </w:tc>
+        <w:tc>
+          <w:tcPr/>
+          <w:p>
+            <w:pPr>
+              <w:pStyle w:val="Compact"/>
+            </w:pPr>
+            <w:r>
+              <w:t xml:space="preserve">the same two scripts, whose only change is that</w:t>
+            </w:r>
+            <w:r>
+              <w:t xml:space="preserve"> </w:t>
+            </w:r>
+            <w:r>
+              <w:rPr>
+                <w:rStyle w:val="VerbatimChar"/>
+              </w:rPr>
+              <w:t xml:space="preserve">PROCESS</w:t>
+            </w:r>
+            <w:r>
+              <w:t xml:space="preserve"> </w:t>
+            </w:r>
+            <w:r>
+              <w:t xml:space="preserve">now reads</w:t>
+            </w:r>
+            <w:r>
+              <w:t xml:space="preserve"> </w:t>
+            </w:r>
+            <w:r>
+              <w:rPr>
+                <w:rStyle w:val="VerbatimChar"/>
+              </w:rPr>
+              <w:t xml:space="preserve">CAMUNDA_PROCESS_ID</w:t>
+            </w:r>
+            <w:r>
+              <w:t xml:space="preserve"> </w:t>
+            </w:r>
+            <w:r>
+              <w:t xml:space="preserve">and defaults to V3; plus a new</w:t>
+            </w:r>
+            <w:r>
+              <w:t xml:space="preserve"> </w:t>
+            </w:r>
+            <w:r>
+              <w:rPr>
+                <w:rStyle w:val="VerbatimChar"/>
+              </w:rPr>
+              <w:t xml:space="preserve">g07_e2e_acceptance.py</w:t>
+            </w:r>
+            <w:r>
+              <w:t xml:space="preserve"> </w:t>
+            </w:r>
+            <w:r>
+              <w:t xml:space="preserve">that repeats the 29 September G07 method</w:t>
             </w:r>
           </w:p>
         </w:tc>
@@ -5474,27 +6488,115 @@
               <w:pStyle w:val="Compact"/>
             </w:pPr>
             <w:r>
-              <w:t xml:space="preserve">Acceptance plan</w:t>
-            </w:r>
-          </w:p>
-        </w:tc>
-        <w:tc>
-          <w:tcPr/>
-          <w:p>
-            <w:pPr>
-              <w:pStyle w:val="Compact"/>
-            </w:pPr>
-            <w:r>
-              <w:rPr>
-                <w:rStyle w:val="VerbatimChar"/>
-              </w:rPr>
-              <w:t xml:space="preserve">Group_Acceptance_Test_Plan_and_Results_2026-09-29.pdf</w:t>
-            </w:r>
-            <w:r>
-              <w:t xml:space="preserve"> </w:t>
-            </w:r>
-            <w:r>
-              <w:t xml:space="preserve">— the initial-release plan, not a second-release evaluation</w:t>
+              <w:t xml:space="preserve">Repository tree</w:t>
+            </w:r>
+          </w:p>
+        </w:tc>
+        <w:tc>
+          <w:tcPr/>
+          <w:p>
+            <w:pPr>
+              <w:pStyle w:val="Compact"/>
+            </w:pPr>
+            <w:r>
+              <w:rPr>
+                <w:rStyle w:val="VerbatimChar"/>
+              </w:rPr>
+              <w:t xml:space="preserve">fc6293e</w:t>
+            </w:r>
+            <w:r>
+              <w:t xml:space="preserve">, the tree the 29 September runs were made from; the submitted release is tagged</w:t>
+            </w:r>
+            <w:r>
+              <w:t xml:space="preserve"> </w:t>
+            </w:r>
+            <w:r>
+              <w:rPr>
+                <w:rStyle w:val="VerbatimChar"/>
+              </w:rPr>
+              <w:t xml:space="preserve">submission-2026-09-29</w:t>
+            </w:r>
+            <w:r>
+              <w:t xml:space="preserve"> </w:t>
+            </w:r>
+            <w:r>
+              <w:t xml:space="preserve">(</w:t>
+            </w:r>
+            <w:r>
+              <w:rPr>
+                <w:rStyle w:val="VerbatimChar"/>
+              </w:rPr>
+              <w:t xml:space="preserve">f6fec99</w:t>
+            </w:r>
+            <w:r>
+              <w:t xml:space="preserve">)</w:t>
+            </w:r>
+          </w:p>
+        </w:tc>
+        <w:tc>
+          <w:tcPr/>
+          <w:p>
+            <w:pPr>
+              <w:pStyle w:val="Compact"/>
+            </w:pPr>
+            <w:r>
+              <w:rPr>
+                <w:rStyle w:val="VerbatimChar"/>
+              </w:rPr>
+              <w:t xml:space="preserve">dbc0a33</w:t>
+            </w:r>
+          </w:p>
+        </w:tc>
+      </w:tr>
+      <w:tr>
+        <w:trPr>
+          <w:cantSplit/>
+        </w:trPr>
+        <w:tc>
+          <w:tcPr/>
+          <w:p>
+            <w:pPr>
+              <w:pStyle w:val="Compact"/>
+            </w:pPr>
+            <w:r>
+              <w:t xml:space="preserve">Deployment</w:t>
+            </w:r>
+          </w:p>
+        </w:tc>
+        <w:tc>
+          <w:tcPr/>
+          <w:p>
+            <w:pPr>
+              <w:pStyle w:val="Compact"/>
+            </w:pPr>
+            <w:r>
+              <w:t xml:space="preserve">definition version 6 of the simple model</w:t>
+            </w:r>
+          </w:p>
+        </w:tc>
+        <w:tc>
+          <w:tcPr/>
+          <w:p>
+            <w:pPr>
+              <w:pStyle w:val="Compact"/>
+            </w:pPr>
+            <w:r>
+              <w:t xml:space="preserve">deployment</w:t>
+            </w:r>
+            <w:r>
+              <w:t xml:space="preserve"> </w:t>
+            </w:r>
+            <w:r>
+              <w:rPr>
+                <w:rStyle w:val="VerbatimChar"/>
+              </w:rPr>
+              <w:t xml:space="preserve">2251799813928657</w:t>
+            </w:r>
+            <w:r>
+              <w:t xml:space="preserve"> </w:t>
+            </w:r>
+            <w:r>
+              <w:t xml:space="preserve">of V3, version 1</w:t>
             </w:r>
           </w:p>
         </w:tc>
@@ -5502,13 +6604,1544 @@
     </w:tbl>
     <w:p>
       <w:pPr>
+        <w:pStyle w:val="FirstParagraph"/>
+      </w:pPr>
+      <w:r>
+        <w:t xml:space="preserve">The cases, the data shape and the checks are unchanged; only the process id moved.</w:t>
+      </w:r>
+      <w:r>
+        <w:t xml:space="preserve"> </w:t>
+      </w:r>
+      <w:r>
+        <w:rPr>
+          <w:rStyle w:val="VerbatimChar"/>
+        </w:rPr>
+        <w:t xml:space="preserve">g07_e2e_acceptance.py</w:t>
+      </w:r>
+      <w:r>
+        <w:t xml:space="preserve"> </w:t>
+      </w:r>
+      <w:r>
+        <w:t xml:space="preserve">is new because the 29 September G07 driver was never committed — it drives the same REST</w:t>
+      </w:r>
+      <w:r>
+        <w:t xml:space="preserve"> </w:t>
+      </w:r>
+      <w:r>
+        <w:rPr>
+          <w:rStyle w:val="VerbatimChar"/>
+        </w:rPr>
+        <w:t xml:space="preserve">/v2</w:t>
+      </w:r>
+      <w:r>
+        <w:t xml:space="preserve"> </w:t>
+      </w:r>
+      <w:r>
+        <w:t xml:space="preserve">sequence and asserts the same variables.</w:t>
+      </w:r>
+    </w:p>
+    <w:p>
+      <w:pPr>
         <w:pStyle w:val="Heading3"/>
       </w:pPr>
-      <w:bookmarkStart w:id="41" w:name="_c7cc6e7a437b2fe0e42e07387ce95f7e1cfad7a"/>
-      <w:r>
-        <w:t xml:space="preserve">4.3 What Part 2 must add</w:t>
+      <w:bookmarkStart w:id="41" w:name="_aafee53f8835744149baa913321123912978fdf"/>
+      <w:r>
+        <w:t xml:space="preserve">4.3 Results</w:t>
       </w:r>
       <w:bookmarkEnd w:id="41"/>
+    </w:p>
+    <w:tbl>
+      <w:tblPr>
+        <w:tblStyle w:val="Table"/>
+        <w:tblW w:type="dxa" w:w="9411"/>
+        <w:tblLook w:firstRow="1" w:lastRow="0" w:firstColumn="0" w:lastColumn="0" w:noHBand="0" w:noVBand="0" w:val="0020"/>
+        <w:tblLayout w:type="fixed"/>
+      </w:tblPr>
+      <w:tblGrid>
+        <w:gridCol w:w="1077"/>
+        <w:gridCol w:w="1814"/>
+        <w:gridCol w:w="1247"/>
+        <w:gridCol w:w="1247"/>
+        <w:gridCol w:w="1984"/>
+        <w:gridCol w:w="2041"/>
+      </w:tblGrid>
+      <w:tr>
+        <w:trPr>
+          <w:tblHeader w:val="on"/>
+          <w:cantSplit/>
+        </w:trPr>
+        <w:tc>
+          <w:tcPr>
+            <w:tcW w:type="dxa" w:w="1077"/>
+          </w:tcPr>
+          <w:p>
+            <w:pPr>
+              <w:pStyle w:val="Compact"/>
+            </w:pPr>
+            <w:r>
+              <w:rPr>
+                <w:sz w:val="18"/>
+              </w:rPr>
+              <w:t xml:space="preserve">Case</w:t>
+            </w:r>
+          </w:p>
+        </w:tc>
+        <w:tc>
+          <w:tcPr>
+            <w:tcW w:type="dxa" w:w="1814"/>
+          </w:tcPr>
+          <w:p>
+            <w:pPr>
+              <w:pStyle w:val="Compact"/>
+            </w:pPr>
+            <w:r>
+              <w:rPr>
+                <w:sz w:val="18"/>
+              </w:rPr>
+              <w:t xml:space="preserve">Purpose</w:t>
+            </w:r>
+          </w:p>
+        </w:tc>
+        <w:tc>
+          <w:tcPr>
+            <w:tcW w:type="dxa" w:w="1247"/>
+          </w:tcPr>
+          <w:p>
+            <w:pPr>
+              <w:pStyle w:val="Compact"/>
+            </w:pPr>
+            <w:r>
+              <w:rPr>
+                <w:sz w:val="18"/>
+              </w:rPr>
+              <w:t xml:space="preserve">29 September</w:t>
+            </w:r>
+          </w:p>
+        </w:tc>
+        <w:tc>
+          <w:tcPr>
+            <w:tcW w:type="dxa" w:w="1247"/>
+          </w:tcPr>
+          <w:p>
+            <w:pPr>
+              <w:pStyle w:val="Compact"/>
+            </w:pPr>
+            <w:r>
+              <w:rPr>
+                <w:sz w:val="18"/>
+              </w:rPr>
+              <w:t xml:space="preserve">19 October (V3)</w:t>
+            </w:r>
+          </w:p>
+        </w:tc>
+        <w:tc>
+          <w:tcPr>
+            <w:tcW w:type="dxa" w:w="1984"/>
+          </w:tcPr>
+          <w:p>
+            <w:pPr>
+              <w:pStyle w:val="Compact"/>
+            </w:pPr>
+            <w:r>
+              <w:rPr>
+                <w:sz w:val="18"/>
+              </w:rPr>
+              <w:t xml:space="preserve">Evidence file</w:t>
+            </w:r>
+          </w:p>
+        </w:tc>
+        <w:tc>
+          <w:tcPr>
+            <w:tcW w:type="dxa" w:w="2041"/>
+          </w:tcPr>
+          <w:p>
+            <w:pPr>
+              <w:pStyle w:val="Compact"/>
+            </w:pPr>
+            <w:r>
+              <w:rPr>
+                <w:sz w:val="18"/>
+              </w:rPr>
+              <w:t xml:space="preserve">Instance key (V3)</w:t>
+            </w:r>
+          </w:p>
+        </w:tc>
+      </w:tr>
+      <w:tr>
+        <w:trPr>
+          <w:cantSplit/>
+        </w:trPr>
+        <w:tc>
+          <w:tcPr>
+            <w:tcW w:type="dxa" w:w="1077"/>
+          </w:tcPr>
+          <w:p>
+            <w:pPr>
+              <w:pStyle w:val="Compact"/>
+            </w:pPr>
+            <w:r>
+              <w:rPr>
+                <w:rStyle w:val="VerbatimChar"/>
+                <w:sz w:val="18"/>
+              </w:rPr>
+              <w:t xml:space="preserve">AT-01</w:t>
+            </w:r>
+          </w:p>
+        </w:tc>
+        <w:tc>
+          <w:tcPr>
+            <w:tcW w:type="dxa" w:w="1814"/>
+          </w:tcPr>
+          <w:p>
+            <w:pPr>
+              <w:pStyle w:val="Compact"/>
+            </w:pPr>
+            <w:r>
+              <w:rPr>
+                <w:sz w:val="18"/>
+              </w:rPr>
+              <w:t xml:space="preserve">Main path: accept, book, reach clinical care</w:t>
+            </w:r>
+          </w:p>
+        </w:tc>
+        <w:tc>
+          <w:tcPr>
+            <w:tcW w:type="dxa" w:w="1247"/>
+          </w:tcPr>
+          <w:p>
+            <w:pPr>
+              <w:pStyle w:val="Compact"/>
+            </w:pPr>
+            <w:r>
+              <w:rPr>
+                <w:sz w:val="18"/>
+              </w:rPr>
+              <w:t xml:space="preserve">PASS</w:t>
+            </w:r>
+          </w:p>
+        </w:tc>
+        <w:tc>
+          <w:tcPr>
+            <w:tcW w:type="dxa" w:w="1247"/>
+          </w:tcPr>
+          <w:p>
+            <w:pPr>
+              <w:pStyle w:val="Compact"/>
+            </w:pPr>
+            <w:r>
+              <w:rPr>
+                <w:b/>
+                <w:bCs/>
+                <w:sz w:val="18"/>
+              </w:rPr>
+              <w:t xml:space="preserve">PASS</w:t>
+            </w:r>
+          </w:p>
+        </w:tc>
+        <w:tc>
+          <w:tcPr>
+            <w:tcW w:type="dxa" w:w="1984"/>
+          </w:tcPr>
+          <w:p>
+            <w:pPr>
+              <w:pStyle w:val="Compact"/>
+            </w:pPr>
+            <w:r>
+              <w:rPr>
+                <w:rStyle w:val="VerbatimChar"/>
+                <w:sz w:val="18"/>
+              </w:rPr>
+              <w:t xml:space="preserve">PB-14_acceptance-run-log_2026-10-19.json</w:t>
+            </w:r>
+          </w:p>
+        </w:tc>
+        <w:tc>
+          <w:tcPr>
+            <w:tcW w:type="dxa" w:w="2041"/>
+          </w:tcPr>
+          <w:p>
+            <w:pPr>
+              <w:pStyle w:val="Compact"/>
+            </w:pPr>
+            <w:r>
+              <w:rPr>
+                <w:rStyle w:val="VerbatimChar"/>
+                <w:sz w:val="18"/>
+              </w:rPr>
+              <w:t xml:space="preserve">2251799813930310</w:t>
+            </w:r>
+          </w:p>
+        </w:tc>
+      </w:tr>
+      <w:tr>
+        <w:trPr>
+          <w:cantSplit/>
+        </w:trPr>
+        <w:tc>
+          <w:tcPr>
+            <w:tcW w:type="dxa" w:w="1077"/>
+          </w:tcPr>
+          <w:p>
+            <w:pPr>
+              <w:pStyle w:val="Compact"/>
+            </w:pPr>
+            <w:r>
+              <w:rPr>
+                <w:rStyle w:val="VerbatimChar"/>
+                <w:sz w:val="18"/>
+              </w:rPr>
+              <w:t xml:space="preserve">AT-02</w:t>
+            </w:r>
+          </w:p>
+        </w:tc>
+        <w:tc>
+          <w:tcPr>
+            <w:tcW w:type="dxa" w:w="1814"/>
+          </w:tcPr>
+          <w:p>
+            <w:pPr>
+              <w:pStyle w:val="Compact"/>
+            </w:pPr>
+            <w:r>
+              <w:rPr>
+                <w:sz w:val="18"/>
+              </w:rPr>
+              <w:t xml:space="preserve">Reject closes the case; no booking</w:t>
+            </w:r>
+          </w:p>
+        </w:tc>
+        <w:tc>
+          <w:tcPr>
+            <w:tcW w:type="dxa" w:w="1247"/>
+          </w:tcPr>
+          <w:p>
+            <w:pPr>
+              <w:pStyle w:val="Compact"/>
+            </w:pPr>
+            <w:r>
+              <w:rPr>
+                <w:sz w:val="18"/>
+              </w:rPr>
+              <w:t xml:space="preserve">PASS</w:t>
+            </w:r>
+          </w:p>
+        </w:tc>
+        <w:tc>
+          <w:tcPr>
+            <w:tcW w:type="dxa" w:w="1247"/>
+          </w:tcPr>
+          <w:p>
+            <w:pPr>
+              <w:pStyle w:val="Compact"/>
+            </w:pPr>
+            <w:r>
+              <w:rPr>
+                <w:b/>
+                <w:bCs/>
+                <w:sz w:val="18"/>
+              </w:rPr>
+              <w:t xml:space="preserve">PASS</w:t>
+            </w:r>
+          </w:p>
+        </w:tc>
+        <w:tc>
+          <w:tcPr>
+            <w:tcW w:type="dxa" w:w="1984"/>
+          </w:tcPr>
+          <w:p>
+            <w:pPr>
+              <w:pStyle w:val="Compact"/>
+            </w:pPr>
+            <w:r>
+              <w:rPr>
+                <w:rStyle w:val="VerbatimChar"/>
+                <w:sz w:val="18"/>
+              </w:rPr>
+              <w:t xml:space="preserve">PB-14_acceptance-run-log_2026-10-19.json</w:t>
+            </w:r>
+          </w:p>
+        </w:tc>
+        <w:tc>
+          <w:tcPr>
+            <w:tcW w:type="dxa" w:w="2041"/>
+          </w:tcPr>
+          <w:p>
+            <w:pPr>
+              <w:pStyle w:val="Compact"/>
+            </w:pPr>
+            <w:r>
+              <w:rPr>
+                <w:rStyle w:val="VerbatimChar"/>
+                <w:sz w:val="18"/>
+              </w:rPr>
+              <w:t xml:space="preserve">2251799813930247</w:t>
+            </w:r>
+          </w:p>
+        </w:tc>
+      </w:tr>
+      <w:tr>
+        <w:trPr>
+          <w:cantSplit/>
+        </w:trPr>
+        <w:tc>
+          <w:tcPr>
+            <w:tcW w:type="dxa" w:w="1077"/>
+          </w:tcPr>
+          <w:p>
+            <w:pPr>
+              <w:pStyle w:val="Compact"/>
+            </w:pPr>
+            <w:r>
+              <w:rPr>
+                <w:rStyle w:val="VerbatimChar"/>
+                <w:sz w:val="18"/>
+              </w:rPr>
+              <w:t xml:space="preserve">AT-03</w:t>
+            </w:r>
+          </w:p>
+        </w:tc>
+        <w:tc>
+          <w:tcPr>
+            <w:tcW w:type="dxa" w:w="1814"/>
+          </w:tcPr>
+          <w:p>
+            <w:pPr>
+              <w:pStyle w:val="Compact"/>
+            </w:pPr>
+            <w:r>
+              <w:rPr>
+                <w:sz w:val="18"/>
+              </w:rPr>
+              <w:t xml:space="preserve">Secretary must not decide acceptance</w:t>
+            </w:r>
+          </w:p>
+        </w:tc>
+        <w:tc>
+          <w:tcPr>
+            <w:tcW w:type="dxa" w:w="1247"/>
+          </w:tcPr>
+          <w:p>
+            <w:pPr>
+              <w:pStyle w:val="Compact"/>
+            </w:pPr>
+            <w:r>
+              <w:rPr>
+                <w:b/>
+                <w:bCs/>
+                <w:sz w:val="18"/>
+              </w:rPr>
+              <w:t xml:space="preserve">FAIL</w:t>
+            </w:r>
+          </w:p>
+        </w:tc>
+        <w:tc>
+          <w:tcPr>
+            <w:tcW w:type="dxa" w:w="1247"/>
+          </w:tcPr>
+          <w:p>
+            <w:pPr>
+              <w:pStyle w:val="Compact"/>
+            </w:pPr>
+            <w:r>
+              <w:rPr>
+                <w:b/>
+                <w:bCs/>
+                <w:sz w:val="18"/>
+              </w:rPr>
+              <w:t xml:space="preserve">FAIL</w:t>
+            </w:r>
+          </w:p>
+        </w:tc>
+        <w:tc>
+          <w:tcPr>
+            <w:tcW w:type="dxa" w:w="1984"/>
+          </w:tcPr>
+          <w:p>
+            <w:pPr>
+              <w:pStyle w:val="Compact"/>
+            </w:pPr>
+            <w:r>
+              <w:rPr>
+                <w:rStyle w:val="VerbatimChar"/>
+                <w:sz w:val="18"/>
+              </w:rPr>
+              <w:t xml:space="preserve">PB-18_acceptance-run-log_2026-10-19.json</w:t>
+            </w:r>
+          </w:p>
+        </w:tc>
+        <w:tc>
+          <w:tcPr>
+            <w:tcW w:type="dxa" w:w="2041"/>
+          </w:tcPr>
+          <w:p>
+            <w:pPr>
+              <w:pStyle w:val="Compact"/>
+            </w:pPr>
+            <w:r>
+              <w:rPr>
+                <w:rStyle w:val="VerbatimChar"/>
+                <w:sz w:val="18"/>
+              </w:rPr>
+              <w:t xml:space="preserve">2251799813930421</w:t>
+            </w:r>
+          </w:p>
+        </w:tc>
+      </w:tr>
+      <w:tr>
+        <w:trPr>
+          <w:cantSplit/>
+        </w:trPr>
+        <w:tc>
+          <w:tcPr>
+            <w:tcW w:type="dxa" w:w="1077"/>
+          </w:tcPr>
+          <w:p>
+            <w:pPr>
+              <w:pStyle w:val="Compact"/>
+            </w:pPr>
+            <w:r>
+              <w:rPr>
+                <w:rStyle w:val="VerbatimChar"/>
+                <w:sz w:val="18"/>
+              </w:rPr>
+              <w:t xml:space="preserve">AT-04</w:t>
+            </w:r>
+          </w:p>
+        </w:tc>
+        <w:tc>
+          <w:tcPr>
+            <w:tcW w:type="dxa" w:w="1814"/>
+          </w:tcPr>
+          <w:p>
+            <w:pPr>
+              <w:pStyle w:val="Compact"/>
+            </w:pPr>
+            <w:r>
+              <w:rPr>
+                <w:sz w:val="18"/>
+              </w:rPr>
+              <w:t xml:space="preserve">No suitable slot returns to pending booking</w:t>
+            </w:r>
+          </w:p>
+        </w:tc>
+        <w:tc>
+          <w:tcPr>
+            <w:tcW w:type="dxa" w:w="1247"/>
+          </w:tcPr>
+          <w:p>
+            <w:pPr>
+              <w:pStyle w:val="Compact"/>
+            </w:pPr>
+            <w:r>
+              <w:rPr>
+                <w:sz w:val="18"/>
+              </w:rPr>
+              <w:t xml:space="preserve">PASS (limited scope)</w:t>
+            </w:r>
+          </w:p>
+        </w:tc>
+        <w:tc>
+          <w:tcPr>
+            <w:tcW w:type="dxa" w:w="1247"/>
+          </w:tcPr>
+          <w:p>
+            <w:pPr>
+              <w:pStyle w:val="Compact"/>
+            </w:pPr>
+            <w:r>
+              <w:rPr>
+                <w:b/>
+                <w:bCs/>
+                <w:sz w:val="18"/>
+              </w:rPr>
+              <w:t xml:space="preserve">PASS</w:t>
+            </w:r>
+          </w:p>
+        </w:tc>
+        <w:tc>
+          <w:tcPr>
+            <w:tcW w:type="dxa" w:w="1984"/>
+          </w:tcPr>
+          <w:p>
+            <w:pPr>
+              <w:pStyle w:val="Compact"/>
+            </w:pPr>
+            <w:r>
+              <w:rPr>
+                <w:rStyle w:val="VerbatimChar"/>
+                <w:sz w:val="18"/>
+              </w:rPr>
+              <w:t xml:space="preserve">PB-18_acceptance-run-log_2026-10-19.json</w:t>
+            </w:r>
+          </w:p>
+        </w:tc>
+        <w:tc>
+          <w:tcPr>
+            <w:tcW w:type="dxa" w:w="2041"/>
+          </w:tcPr>
+          <w:p>
+            <w:pPr>
+              <w:pStyle w:val="Compact"/>
+            </w:pPr>
+            <w:r>
+              <w:rPr>
+                <w:rStyle w:val="VerbatimChar"/>
+                <w:sz w:val="18"/>
+              </w:rPr>
+              <w:t xml:space="preserve">2251799813930493</w:t>
+            </w:r>
+          </w:p>
+        </w:tc>
+      </w:tr>
+      <w:tr>
+        <w:trPr>
+          <w:cantSplit/>
+        </w:trPr>
+        <w:tc>
+          <w:tcPr>
+            <w:tcW w:type="dxa" w:w="1077"/>
+          </w:tcPr>
+          <w:p>
+            <w:pPr>
+              <w:pStyle w:val="Compact"/>
+            </w:pPr>
+            <w:r>
+              <w:rPr>
+                <w:rStyle w:val="VerbatimChar"/>
+                <w:sz w:val="18"/>
+              </w:rPr>
+              <w:t xml:space="preserve">AT-05</w:t>
+            </w:r>
+          </w:p>
+        </w:tc>
+        <w:tc>
+          <w:tcPr>
+            <w:tcW w:type="dxa" w:w="1814"/>
+          </w:tcPr>
+          <w:p>
+            <w:pPr>
+              <w:pStyle w:val="Compact"/>
+            </w:pPr>
+            <w:r>
+              <w:rPr>
+                <w:sz w:val="18"/>
+              </w:rPr>
+              <w:t xml:space="preserve">Failed payment, no duplicate charge, retry</w:t>
+            </w:r>
+          </w:p>
+        </w:tc>
+        <w:tc>
+          <w:tcPr>
+            <w:tcW w:type="dxa" w:w="1247"/>
+          </w:tcPr>
+          <w:p>
+            <w:pPr>
+              <w:pStyle w:val="Compact"/>
+            </w:pPr>
+            <w:r>
+              <w:rPr>
+                <w:sz w:val="18"/>
+              </w:rPr>
+              <w:t xml:space="preserve">PASS</w:t>
+            </w:r>
+          </w:p>
+        </w:tc>
+        <w:tc>
+          <w:tcPr>
+            <w:tcW w:type="dxa" w:w="1247"/>
+          </w:tcPr>
+          <w:p>
+            <w:pPr>
+              <w:pStyle w:val="Compact"/>
+            </w:pPr>
+            <w:r>
+              <w:rPr>
+                <w:b/>
+                <w:bCs/>
+                <w:sz w:val="18"/>
+              </w:rPr>
+              <w:t xml:space="preserve">PASS</w:t>
+            </w:r>
+          </w:p>
+        </w:tc>
+        <w:tc>
+          <w:tcPr>
+            <w:tcW w:type="dxa" w:w="1984"/>
+          </w:tcPr>
+          <w:p>
+            <w:pPr>
+              <w:pStyle w:val="Compact"/>
+            </w:pPr>
+            <w:r>
+              <w:rPr>
+                <w:rStyle w:val="VerbatimChar"/>
+                <w:sz w:val="18"/>
+              </w:rPr>
+              <w:t xml:space="preserve">PB-18_acceptance-run-log_2026-10-19.json</w:t>
+            </w:r>
+          </w:p>
+        </w:tc>
+        <w:tc>
+          <w:tcPr>
+            <w:tcW w:type="dxa" w:w="2041"/>
+          </w:tcPr>
+          <w:p>
+            <w:pPr>
+              <w:pStyle w:val="Compact"/>
+            </w:pPr>
+            <w:r>
+              <w:rPr>
+                <w:rStyle w:val="VerbatimChar"/>
+                <w:sz w:val="18"/>
+              </w:rPr>
+              <w:t xml:space="preserve">2251799813930607</w:t>
+            </w:r>
+          </w:p>
+        </w:tc>
+      </w:tr>
+      <w:tr>
+        <w:trPr>
+          <w:cantSplit/>
+        </w:trPr>
+        <w:tc>
+          <w:tcPr>
+            <w:tcW w:type="dxa" w:w="1077"/>
+          </w:tcPr>
+          <w:p>
+            <w:pPr>
+              <w:pStyle w:val="Compact"/>
+            </w:pPr>
+            <w:r>
+              <w:rPr>
+                <w:rStyle w:val="VerbatimChar"/>
+                <w:sz w:val="18"/>
+              </w:rPr>
+              <w:t xml:space="preserve">AT-06</w:t>
+            </w:r>
+          </w:p>
+        </w:tc>
+        <w:tc>
+          <w:tcPr>
+            <w:tcW w:type="dxa" w:w="1814"/>
+          </w:tcPr>
+          <w:p>
+            <w:pPr>
+              <w:pStyle w:val="Compact"/>
+            </w:pPr>
+            <w:r>
+              <w:rPr>
+                <w:sz w:val="18"/>
+              </w:rPr>
+              <w:t xml:space="preserve">Payment taken, confirmation missing, investigate</w:t>
+            </w:r>
+          </w:p>
+        </w:tc>
+        <w:tc>
+          <w:tcPr>
+            <w:tcW w:type="dxa" w:w="1247"/>
+          </w:tcPr>
+          <w:p>
+            <w:pPr>
+              <w:pStyle w:val="Compact"/>
+            </w:pPr>
+            <w:r>
+              <w:rPr>
+                <w:sz w:val="18"/>
+              </w:rPr>
+              <w:t xml:space="preserve">PASS</w:t>
+            </w:r>
+          </w:p>
+        </w:tc>
+        <w:tc>
+          <w:tcPr>
+            <w:tcW w:type="dxa" w:w="1247"/>
+          </w:tcPr>
+          <w:p>
+            <w:pPr>
+              <w:pStyle w:val="Compact"/>
+            </w:pPr>
+            <w:r>
+              <w:rPr>
+                <w:b/>
+                <w:bCs/>
+                <w:sz w:val="18"/>
+              </w:rPr>
+              <w:t xml:space="preserve">PASS</w:t>
+            </w:r>
+          </w:p>
+        </w:tc>
+        <w:tc>
+          <w:tcPr>
+            <w:tcW w:type="dxa" w:w="1984"/>
+          </w:tcPr>
+          <w:p>
+            <w:pPr>
+              <w:pStyle w:val="Compact"/>
+            </w:pPr>
+            <w:r>
+              <w:rPr>
+                <w:rStyle w:val="VerbatimChar"/>
+                <w:sz w:val="18"/>
+              </w:rPr>
+              <w:t xml:space="preserve">PB-18_acceptance-run-log_2026-10-19.json</w:t>
+            </w:r>
+          </w:p>
+        </w:tc>
+        <w:tc>
+          <w:tcPr>
+            <w:tcW w:type="dxa" w:w="2041"/>
+          </w:tcPr>
+          <w:p>
+            <w:pPr>
+              <w:pStyle w:val="Compact"/>
+            </w:pPr>
+            <w:r>
+              <w:rPr>
+                <w:rStyle w:val="VerbatimChar"/>
+                <w:sz w:val="18"/>
+              </w:rPr>
+              <w:t xml:space="preserve">2251799813930876</w:t>
+            </w:r>
+          </w:p>
+        </w:tc>
+      </w:tr>
+      <w:tr>
+        <w:trPr>
+          <w:cantSplit/>
+        </w:trPr>
+        <w:tc>
+          <w:tcPr>
+            <w:tcW w:type="dxa" w:w="1077"/>
+          </w:tcPr>
+          <w:p>
+            <w:pPr>
+              <w:pStyle w:val="Compact"/>
+            </w:pPr>
+            <w:r>
+              <w:rPr>
+                <w:rStyle w:val="VerbatimChar"/>
+                <w:sz w:val="18"/>
+              </w:rPr>
+              <w:t xml:space="preserve">G07</w:t>
+            </w:r>
+          </w:p>
+        </w:tc>
+        <w:tc>
+          <w:tcPr>
+            <w:tcW w:type="dxa" w:w="1814"/>
+          </w:tcPr>
+          <w:p>
+            <w:pPr>
+              <w:pStyle w:val="Compact"/>
+            </w:pPr>
+            <w:r>
+              <w:rPr>
+                <w:sz w:val="18"/>
+              </w:rPr>
+              <w:t xml:space="preserve">Full self-pay route to completed care</w:t>
+            </w:r>
+          </w:p>
+        </w:tc>
+        <w:tc>
+          <w:tcPr>
+            <w:tcW w:type="dxa" w:w="1247"/>
+          </w:tcPr>
+          <w:p>
+            <w:pPr>
+              <w:pStyle w:val="Compact"/>
+            </w:pPr>
+            <w:r>
+              <w:rPr>
+                <w:sz w:val="18"/>
+              </w:rPr>
+              <w:t xml:space="preserve">PASS (selected route, version 1)</w:t>
+            </w:r>
+          </w:p>
+        </w:tc>
+        <w:tc>
+          <w:tcPr>
+            <w:tcW w:type="dxa" w:w="1247"/>
+          </w:tcPr>
+          <w:p>
+            <w:pPr>
+              <w:pStyle w:val="Compact"/>
+            </w:pPr>
+            <w:r>
+              <w:rPr>
+                <w:b/>
+                <w:bCs/>
+                <w:sz w:val="18"/>
+              </w:rPr>
+              <w:t xml:space="preserve">PASS —</w:t>
+            </w:r>
+            <w:r>
+              <w:rPr>
+                <w:b/>
+                <w:bCs/>
+                <w:sz w:val="18"/>
+              </w:rPr>
+              <w:t xml:space="preserve"> </w:t>
+            </w:r>
+            <w:r>
+              <w:rPr>
+                <w:rStyle w:val="VerbatimChar"/>
+                <w:b/>
+                <w:bCs/>
+                <w:sz w:val="18"/>
+              </w:rPr>
+              <w:t xml:space="preserve">COMPLETED</w:t>
+            </w:r>
+          </w:p>
+        </w:tc>
+        <w:tc>
+          <w:tcPr>
+            <w:tcW w:type="dxa" w:w="1984"/>
+          </w:tcPr>
+          <w:p>
+            <w:pPr>
+              <w:pStyle w:val="Compact"/>
+            </w:pPr>
+            <w:r>
+              <w:rPr>
+                <w:rStyle w:val="VerbatimChar"/>
+                <w:sz w:val="18"/>
+              </w:rPr>
+              <w:t xml:space="preserve">Group_Final_E2E_20261019-214234.json</w:t>
+            </w:r>
+          </w:p>
+        </w:tc>
+        <w:tc>
+          <w:tcPr>
+            <w:tcW w:type="dxa" w:w="2041"/>
+          </w:tcPr>
+          <w:p>
+            <w:pPr>
+              <w:pStyle w:val="Compact"/>
+            </w:pPr>
+            <w:r>
+              <w:rPr>
+                <w:rStyle w:val="VerbatimChar"/>
+                <w:sz w:val="18"/>
+              </w:rPr>
+              <w:t xml:space="preserve">2251799813931091</w:t>
+            </w:r>
+          </w:p>
+        </w:tc>
+      </w:tr>
+    </w:tbl>
+    <w:p>
+      <w:pPr>
+        <w:pStyle w:val="FirstParagraph"/>
+      </w:pPr>
+      <w:r>
+        <w:t xml:space="preserve">Six of the seven criteria pass on V3; one fails, and it is the same one that failed on 29 September. The 29 September instance keys are</w:t>
+      </w:r>
+      <w:r>
+        <w:t xml:space="preserve"> </w:t>
+      </w:r>
+      <w:r>
+        <w:rPr>
+          <w:rStyle w:val="VerbatimChar"/>
+        </w:rPr>
+        <w:t xml:space="preserve">2251799813925318</w:t>
+      </w:r>
+      <w:r>
+        <w:t xml:space="preserve"> </w:t>
+      </w:r>
+      <w:r>
+        <w:t xml:space="preserve">(</w:t>
+      </w:r>
+      <w:r>
+        <w:rPr>
+          <w:rStyle w:val="VerbatimChar"/>
+        </w:rPr>
+        <w:t xml:space="preserve">AT-01</w:t>
+      </w:r>
+      <w:r>
+        <w:t xml:space="preserve">),</w:t>
+      </w:r>
+      <w:r>
+        <w:t xml:space="preserve"> </w:t>
+      </w:r>
+      <w:r>
+        <w:rPr>
+          <w:rStyle w:val="VerbatimChar"/>
+        </w:rPr>
+        <w:t xml:space="preserve">2251799813925262</w:t>
+      </w:r>
+      <w:r>
+        <w:t xml:space="preserve"> </w:t>
+      </w:r>
+      <w:r>
+        <w:t xml:space="preserve">(</w:t>
+      </w:r>
+      <w:r>
+        <w:rPr>
+          <w:rStyle w:val="VerbatimChar"/>
+        </w:rPr>
+        <w:t xml:space="preserve">AT-02</w:t>
+      </w:r>
+      <w:r>
+        <w:t xml:space="preserve">),</w:t>
+      </w:r>
+      <w:r>
+        <w:t xml:space="preserve"> </w:t>
+      </w:r>
+      <w:r>
+        <w:rPr>
+          <w:rStyle w:val="VerbatimChar"/>
+        </w:rPr>
+        <w:t xml:space="preserve">2251799813927118</w:t>
+      </w:r>
+      <w:r>
+        <w:t xml:space="preserve"> </w:t>
+      </w:r>
+      <w:r>
+        <w:t xml:space="preserve">(</w:t>
+      </w:r>
+      <w:r>
+        <w:rPr>
+          <w:rStyle w:val="VerbatimChar"/>
+        </w:rPr>
+        <w:t xml:space="preserve">AT-03</w:t>
+      </w:r>
+      <w:r>
+        <w:t xml:space="preserve">),</w:t>
+      </w:r>
+      <w:r>
+        <w:t xml:space="preserve"> </w:t>
+      </w:r>
+      <w:r>
+        <w:rPr>
+          <w:rStyle w:val="VerbatimChar"/>
+        </w:rPr>
+        <w:t xml:space="preserve">2251799813927181</w:t>
+      </w:r>
+      <w:r>
+        <w:t xml:space="preserve"> </w:t>
+      </w:r>
+      <w:r>
+        <w:t xml:space="preserve">(</w:t>
+      </w:r>
+      <w:r>
+        <w:rPr>
+          <w:rStyle w:val="VerbatimChar"/>
+        </w:rPr>
+        <w:t xml:space="preserve">AT-04</w:t>
+      </w:r>
+      <w:r>
+        <w:t xml:space="preserve">),</w:t>
+      </w:r>
+      <w:r>
+        <w:t xml:space="preserve"> </w:t>
+      </w:r>
+      <w:r>
+        <w:rPr>
+          <w:rStyle w:val="VerbatimChar"/>
+        </w:rPr>
+        <w:t xml:space="preserve">2251799813927283</w:t>
+      </w:r>
+      <w:r>
+        <w:t xml:space="preserve"> </w:t>
+      </w:r>
+      <w:r>
+        <w:t xml:space="preserve">(</w:t>
+      </w:r>
+      <w:r>
+        <w:rPr>
+          <w:rStyle w:val="VerbatimChar"/>
+        </w:rPr>
+        <w:t xml:space="preserve">AT-05</w:t>
+      </w:r>
+      <w:r>
+        <w:t xml:space="preserve">),</w:t>
+      </w:r>
+      <w:r>
+        <w:t xml:space="preserve"> </w:t>
+      </w:r>
+      <w:r>
+        <w:rPr>
+          <w:rStyle w:val="VerbatimChar"/>
+        </w:rPr>
+        <w:t xml:space="preserve">2251799813927534</w:t>
+      </w:r>
+      <w:r>
+        <w:t xml:space="preserve"> </w:t>
+      </w:r>
+      <w:r>
+        <w:t xml:space="preserve">(</w:t>
+      </w:r>
+      <w:r>
+        <w:rPr>
+          <w:rStyle w:val="VerbatimChar"/>
+        </w:rPr>
+        <w:t xml:space="preserve">AT-06</w:t>
+      </w:r>
+      <w:r>
+        <w:t xml:space="preserve">) and</w:t>
+      </w:r>
+      <w:r>
+        <w:t xml:space="preserve"> </w:t>
+      </w:r>
+      <w:r>
+        <w:rPr>
+          <w:rStyle w:val="VerbatimChar"/>
+        </w:rPr>
+        <w:t xml:space="preserve">2251799813685458</w:t>
+      </w:r>
+      <w:r>
+        <w:t xml:space="preserve"> </w:t>
+      </w:r>
+      <w:r>
+        <w:t xml:space="preserve">(</w:t>
+      </w:r>
+      <w:r>
+        <w:rPr>
+          <w:rStyle w:val="VerbatimChar"/>
+        </w:rPr>
+        <w:t xml:space="preserve">G07</w:t>
+      </w:r>
+      <w:r>
+        <w:t xml:space="preserve">), so each pair can be opened side by side in Operate.</w:t>
+      </w:r>
+    </w:p>
+    <w:p>
+      <w:pPr>
+        <w:pStyle w:val="BodyText"/>
+      </w:pPr>
+      <w:r>
+        <w:t xml:space="preserve">The G07 run completed nine human tasks in order —</w:t>
+      </w:r>
+      <w:r>
+        <w:t xml:space="preserve"> </w:t>
+      </w:r>
+      <w:r>
+        <w:rPr>
+          <w:rStyle w:val="VerbatimChar"/>
+        </w:rPr>
+        <w:t xml:space="preserve">Register</w:t>
+      </w:r>
+      <w:r>
+        <w:t xml:space="preserve">,</w:t>
+      </w:r>
+      <w:r>
+        <w:t xml:space="preserve"> </w:t>
+      </w:r>
+      <w:r>
+        <w:rPr>
+          <w:rStyle w:val="VerbatimChar"/>
+        </w:rPr>
+        <w:t xml:space="preserve">ReviewReferral</w:t>
+      </w:r>
+      <w:r>
+        <w:t xml:space="preserve">,</w:t>
+      </w:r>
+      <w:r>
+        <w:t xml:space="preserve"> </w:t>
+      </w:r>
+      <w:r>
+        <w:rPr>
+          <w:rStyle w:val="VerbatimChar"/>
+        </w:rPr>
+        <w:t xml:space="preserve">BookVisit</w:t>
+      </w:r>
+      <w:r>
+        <w:t xml:space="preserve">,</w:t>
+      </w:r>
+      <w:r>
+        <w:t xml:space="preserve"> </w:t>
+      </w:r>
+      <w:r>
+        <w:rPr>
+          <w:rStyle w:val="VerbatimChar"/>
+        </w:rPr>
+        <w:t xml:space="preserve">ClinicalCare</w:t>
+      </w:r>
+      <w:r>
+        <w:t xml:space="preserve">,</w:t>
+      </w:r>
+      <w:r>
+        <w:t xml:space="preserve"> </w:t>
+      </w:r>
+      <w:r>
+        <w:rPr>
+          <w:rStyle w:val="VerbatimChar"/>
+        </w:rPr>
+        <w:t xml:space="preserve">DispatchLetter</w:t>
+      </w:r>
+      <w:r>
+        <w:t xml:space="preserve">,</w:t>
+      </w:r>
+      <w:r>
+        <w:t xml:space="preserve"> </w:t>
+      </w:r>
+      <w:r>
+        <w:rPr>
+          <w:rStyle w:val="VerbatimChar"/>
+        </w:rPr>
+        <w:t xml:space="preserve">Funding</w:t>
+      </w:r>
+      <w:r>
+        <w:t xml:space="preserve">,</w:t>
+      </w:r>
+      <w:r>
+        <w:t xml:space="preserve"> </w:t>
+      </w:r>
+      <w:r>
+        <w:rPr>
+          <w:rStyle w:val="VerbatimChar"/>
+        </w:rPr>
+        <w:t xml:space="preserve">BookTreatment</w:t>
+      </w:r>
+      <w:r>
+        <w:t xml:space="preserve">, a second</w:t>
+      </w:r>
+      <w:r>
+        <w:t xml:space="preserve"> </w:t>
+      </w:r>
+      <w:r>
+        <w:rPr>
+          <w:rStyle w:val="VerbatimChar"/>
+        </w:rPr>
+        <w:t xml:space="preserve">ClinicalCare</w:t>
+      </w:r>
+      <w:r>
+        <w:t xml:space="preserve"> </w:t>
+      </w:r>
+      <w:r>
+        <w:t xml:space="preserve">and a second</w:t>
+      </w:r>
+      <w:r>
+        <w:t xml:space="preserve"> </w:t>
+      </w:r>
+      <w:r>
+        <w:rPr>
+          <w:rStyle w:val="VerbatimChar"/>
+        </w:rPr>
+        <w:t xml:space="preserve">DispatchLetter</w:t>
+      </w:r>
+      <w:r>
+        <w:t xml:space="preserve"> </w:t>
+      </w:r>
+      <w:r>
+        <w:t xml:space="preserve">— with</w:t>
+      </w:r>
+      <w:r>
+        <w:t xml:space="preserve"> </w:t>
+      </w:r>
+      <w:r>
+        <w:rPr>
+          <w:rStyle w:val="VerbatimChar"/>
+        </w:rPr>
+        <w:t xml:space="preserve">activeIncidents: []</w:t>
+      </w:r>
+      <w:r>
+        <w:t xml:space="preserve">. Its final variables show the path the assertions claim:</w:t>
+      </w:r>
+      <w:r>
+        <w:t xml:space="preserve"> </w:t>
+      </w:r>
+      <w:r>
+        <w:rPr>
+          <w:rStyle w:val="VerbatimChar"/>
+        </w:rPr>
+        <w:t xml:space="preserve">referralDecision=accept</w:t>
+      </w:r>
+      <w:r>
+        <w:t xml:space="preserve">,</w:t>
+      </w:r>
+      <w:r>
+        <w:t xml:space="preserve"> </w:t>
+      </w:r>
+      <w:r>
+        <w:rPr>
+          <w:rStyle w:val="VerbatimChar"/>
+        </w:rPr>
+        <w:t xml:space="preserve">visitOutcome=attended</w:t>
+      </w:r>
+      <w:r>
+        <w:t xml:space="preserve">,</w:t>
+      </w:r>
+      <w:r>
+        <w:t xml:space="preserve"> </w:t>
+      </w:r>
+      <w:r>
+        <w:rPr>
+          <w:rStyle w:val="VerbatimChar"/>
+        </w:rPr>
+        <w:t xml:space="preserve">careDecision=discharge</w:t>
+      </w:r>
+      <w:r>
+        <w:t xml:space="preserve">,</w:t>
+      </w:r>
+      <w:r>
+        <w:t xml:space="preserve"> </w:t>
+      </w:r>
+      <w:r>
+        <w:rPr>
+          <w:rStyle w:val="VerbatimChar"/>
+        </w:rPr>
+        <w:t xml:space="preserve">letterStatus=sent</w:t>
+      </w:r>
+      <w:r>
+        <w:t xml:space="preserve">,</w:t>
+      </w:r>
+      <w:r>
+        <w:t xml:space="preserve"> </w:t>
+      </w:r>
+      <w:r>
+        <w:rPr>
+          <w:rStyle w:val="VerbatimChar"/>
+        </w:rPr>
+        <w:t xml:space="preserve">fundingStatus=patient_paid</w:t>
+      </w:r>
+      <w:r>
+        <w:t xml:space="preserve">,</w:t>
+      </w:r>
+      <w:r>
+        <w:t xml:space="preserve"> </w:t>
+      </w:r>
+      <w:r>
+        <w:rPr>
+          <w:rStyle w:val="VerbatimChar"/>
+        </w:rPr>
+        <w:t xml:space="preserve">payment_status=successful</w:t>
+      </w:r>
+      <w:r>
+        <w:t xml:space="preserve">,</w:t>
+      </w:r>
+      <w:r>
+        <w:t xml:space="preserve"> </w:t>
+      </w:r>
+      <w:r>
+        <w:rPr>
+          <w:rStyle w:val="VerbatimChar"/>
+        </w:rPr>
+        <w:t xml:space="preserve">booking_slot_status=CONFIRMED</w:t>
+      </w:r>
+      <w:r>
+        <w:t xml:space="preserve">,</w:t>
+      </w:r>
+      <w:r>
+        <w:t xml:space="preserve"> </w:t>
+      </w:r>
+      <w:r>
+        <w:rPr>
+          <w:rStyle w:val="VerbatimChar"/>
+        </w:rPr>
+        <w:t xml:space="preserve">confirmation_sent=true</w:t>
+      </w:r>
+      <w:r>
+        <w:t xml:space="preserve">.</w:t>
+      </w:r>
+    </w:p>
+    <w:p>
+      <w:pPr>
+        <w:pStyle w:val="BodyText"/>
+      </w:pPr>
+      <w:r>
+        <w:t xml:space="preserve">The 29 September</w:t>
+      </w:r>
+      <w:r>
+        <w:t xml:space="preserve"> </w:t>
+      </w:r>
+      <w:r>
+        <w:rPr>
+          <w:rStyle w:val="VerbatimChar"/>
+        </w:rPr>
+        <w:t xml:space="preserve">AT-01</w:t>
+      </w:r>
+      <w:r>
+        <w:t xml:space="preserve">–</w:t>
+      </w:r>
+      <w:r>
+        <w:rPr>
+          <w:rStyle w:val="VerbatimChar"/>
+        </w:rPr>
+        <w:t xml:space="preserve">AT-06</w:t>
+      </w:r>
+      <w:r>
+        <w:t xml:space="preserve"> </w:t>
+      </w:r>
+      <w:r>
+        <w:t xml:space="preserve">run was against</w:t>
+      </w:r>
+      <w:r>
+        <w:t xml:space="preserve"> </w:t>
+      </w:r>
+      <w:r>
+        <w:rPr>
+          <w:b/>
+          <w:bCs/>
+        </w:rPr>
+        <w:t xml:space="preserve">definition version 6</w:t>
+      </w:r>
+      <w:r>
+        <w:t xml:space="preserve"> </w:t>
+      </w:r>
+      <w:r>
+        <w:t xml:space="preserve">of the simple model and is labelled "historical" in the submitted acceptance record;</w:t>
+      </w:r>
+      <w:r>
+        <w:t xml:space="preserve"> </w:t>
+      </w:r>
+      <w:r>
+        <w:rPr>
+          <w:rStyle w:val="VerbatimChar"/>
+        </w:rPr>
+        <w:t xml:space="preserve">G07</w:t>
+      </w:r>
+      <w:r>
+        <w:t xml:space="preserve"> </w:t>
+      </w:r>
+      <w:r>
+        <w:t xml:space="preserve">was against version 1 of the same model. The V3 run is a single definition, version 1. The comparison is therefore between two models, and on the six exception cases also between two deployments of the first model — a looser control than a laboratory would accept, and the reason the table keeps the model and version columns rather than presenting the two results as interchangeable.</w:t>
+      </w:r>
+    </w:p>
+    <w:p>
+      <w:pPr>
+        <w:pStyle w:val="Heading3"/>
+      </w:pPr>
+      <w:bookmarkStart w:id="42" w:name="_35a6481a5280ced03eb2e6507bdb2b6140fba93"/>
+      <w:r>
+        <w:t xml:space="preserve">4.4 The failure:</w:t>
+      </w:r>
+      <w:r>
+        <w:t xml:space="preserve"> </w:t>
+      </w:r>
+      <w:r>
+        <w:rPr>
+          <w:rStyle w:val="VerbatimChar"/>
+        </w:rPr>
+        <w:t xml:space="preserve">AT-03</w:t>
+      </w:r>
+      <w:r>
+        <w:t xml:space="preserve"> </w:t>
+      </w:r>
+      <w:r>
+        <w:t xml:space="preserve">fails in both releases</w:t>
+      </w:r>
+      <w:bookmarkEnd w:id="42"/>
+    </w:p>
+    <w:p>
+      <w:pPr>
+        <w:pStyle w:val="FirstParagraph"/>
+      </w:pPr>
+      <w:r>
+        <w:rPr>
+          <w:rStyle w:val="VerbatimChar"/>
+        </w:rPr>
+        <w:t xml:space="preserve">AT-03</w:t>
+      </w:r>
+      <w:r>
+        <w:t xml:space="preserve"> </w:t>
+      </w:r>
+      <w:r>
+        <w:t xml:space="preserve">asks one thing: that a person labelled as a Medical Secretary cannot decide a referral. It fails on V3 exactly as it failed on 29 September. This is</w:t>
+      </w:r>
+      <w:r>
+        <w:t xml:space="preserve"> </w:t>
+      </w:r>
+      <w:r>
+        <w:rPr>
+          <w:b/>
+          <w:bCs/>
+        </w:rPr>
+        <w:t xml:space="preserve">the same defect observed twice, not a regression</w:t>
+      </w:r>
+      <w:r>
+        <w:t xml:space="preserve">, and the evidence file says so in its own words:</w:t>
+      </w:r>
+    </w:p>
+    <w:p>
+      <w:pPr>
+        <w:pStyle w:val="BlockText"/>
+      </w:pPr>
+      <w:r>
+        <w:t xml:space="preserve">Case rule: secretaries must not accept referrals. Observed: Accept by staffRole Medical Secretary still created BookVisit. Proposed handling: implement role candidate groups / Identity (PB-22); keep this FAIL visible until then.</w:t>
+      </w:r>
+    </w:p>
+    <w:p>
+      <w:pPr>
+        <w:pStyle w:val="FirstParagraph"/>
+      </w:pPr>
+      <w:r>
+        <w:t xml:space="preserve">The mechanism is unchanged from the first release. All 22 user tasks in V3 are</w:t>
+      </w:r>
+      <w:r>
+        <w:t xml:space="preserve"> </w:t>
+      </w:r>
+      <w:r>
+        <w:rPr>
+          <w:rStyle w:val="VerbatimChar"/>
+        </w:rPr>
+        <w:t xml:space="preserve">assignee="demo"</w:t>
+      </w:r>
+      <w:r>
+        <w:t xml:space="preserve">, with zero candidate groups and zero candidate users; there is no login beyond</w:t>
+      </w:r>
+      <w:r>
+        <w:t xml:space="preserve"> </w:t>
+      </w:r>
+      <w:r>
+        <w:rPr>
+          <w:rStyle w:val="VerbatimChar"/>
+        </w:rPr>
+        <w:t xml:space="preserve">demo</w:t>
+      </w:r>
+      <w:r>
+        <w:t xml:space="preserve">/</w:t>
+      </w:r>
+      <w:r>
+        <w:rPr>
+          <w:rStyle w:val="VerbatimChar"/>
+        </w:rPr>
+        <w:t xml:space="preserve">demo</w:t>
+      </w:r>
+      <w:r>
+        <w:t xml:space="preserve">. The</w:t>
+      </w:r>
+      <w:r>
+        <w:t xml:space="preserve"> </w:t>
+      </w:r>
+      <w:r>
+        <w:rPr>
+          <w:rStyle w:val="VerbatimChar"/>
+        </w:rPr>
+        <w:t xml:space="preserve">staffRole</w:t>
+      </w:r>
+      <w:r>
+        <w:t xml:space="preserve"> </w:t>
+      </w:r>
+      <w:r>
+        <w:t xml:space="preserve">the case sets is a free-text field written by the same user it is meant to constrain, so the engine has nothing to check it against. The case cannot pass by behaving differently: it is asking the model to enforce something the model does not contain.</w:t>
+      </w:r>
+    </w:p>
+    <w:p>
+      <w:pPr>
+        <w:pStyle w:val="BodyText"/>
+      </w:pPr>
+      <w:r>
+        <w:t xml:space="preserve">Two consequences are stated rather than softened. First, the second release does not improve the role boundary, and the traceability matrix keeps BR-37 ❌ Unsupported with BR-09, BR-21, BR-27 and BR-31 Partial for the same cause. Second, no acceptance result in this evaluation should be read as evidence that any task is performed by the right person; the cases record who submitted what, not who was entitled to.</w:t>
+      </w:r>
+    </w:p>
+    <w:p>
+      <w:pPr>
+        <w:pStyle w:val="Heading3"/>
+      </w:pPr>
+      <w:bookmarkStart w:id="43" w:name="_355107cad20489d29434635010964ff55528672"/>
+      <w:r>
+        <w:t xml:space="preserve">4.5 An environment event, and why the evidence files look the way they do</w:t>
+      </w:r>
+      <w:bookmarkEnd w:id="43"/>
+    </w:p>
+    <w:p>
+      <w:pPr>
+        <w:pStyle w:val="FirstParagraph"/>
+      </w:pPr>
+      <w:r>
+        <w:t xml:space="preserve">The record keeps one failure that is not a test result:</w:t>
+      </w:r>
     </w:p>
     <w:p>
       <w:pPr>
@@ -5519,7 +8152,19 @@
         </w:numPr>
       </w:pPr>
       <w:r>
-        <w:t xml:space="preserve">Acceptance criteria for the revised model, stated before the results.</w:t>
+        <w:t xml:space="preserve">The first c8run start, without</w:t>
+      </w:r>
+      <w:r>
+        <w:t xml:space="preserve"> </w:t>
+      </w:r>
+      <w:r>
+        <w:rPr>
+          <w:rStyle w:val="VerbatimChar"/>
+        </w:rPr>
+        <w:t xml:space="preserve">--disable-connectors</w:t>
+      </w:r>
+      <w:r>
+        <w:t xml:space="preserve">, was shut down at 21:38 because the bundled Connectors runtime never became healthy.</w:t>
       </w:r>
     </w:p>
     <w:p>
@@ -5531,49 +8176,52 @@
         </w:numPr>
       </w:pPr>
       <w:r>
-        <w:t xml:space="preserve">A re-run of</w:t>
-      </w:r>
-      <w:r>
-        <w:t xml:space="preserve"> </w:t>
-      </w:r>
-      <w:r>
-        <w:rPr>
-          <w:rStyle w:val="VerbatimChar"/>
-        </w:rPr>
-        <w:t xml:space="preserve">pb14_acceptance.py</w:t>
-      </w:r>
-      <w:r>
-        <w:t xml:space="preserve"> </w:t>
-      </w:r>
-      <w:r>
-        <w:t xml:space="preserve">and</w:t>
-      </w:r>
-      <w:r>
-        <w:t xml:space="preserve"> </w:t>
-      </w:r>
-      <w:r>
-        <w:rPr>
-          <w:rStyle w:val="VerbatimChar"/>
-        </w:rPr>
-        <w:t xml:space="preserve">pb18_acceptance.py</w:t>
-      </w:r>
-      <w:r>
-        <w:t xml:space="preserve"> </w:t>
-      </w:r>
-      <w:r>
-        <w:t xml:space="preserve">against</w:t>
-      </w:r>
-      <w:r>
-        <w:t xml:space="preserve"> </w:t>
-      </w:r>
-      <w:r>
-        <w:rPr>
-          <w:rStyle w:val="VerbatimChar"/>
-        </w:rPr>
-        <w:t xml:space="preserve">Hospital_All_Processes_V3_C8</w:t>
-      </w:r>
-      <w:r>
-        <w:t xml:space="preserve">, with the raw output archived.</w:t>
+        <w:t xml:space="preserve">One G07 attempt,</w:t>
+      </w:r>
+      <w:r>
+        <w:t xml:space="preserve"> </w:t>
+      </w:r>
+      <w:r>
+        <w:rPr>
+          <w:rStyle w:val="VerbatimChar"/>
+        </w:rPr>
+        <w:t xml:space="preserve">Group_Final_E2E_20261019-213833.json</w:t>
+      </w:r>
+      <w:r>
+        <w:t xml:space="preserve">, died at 21:38:33 with a connection reset (</w:t>
+      </w:r>
+      <w:r>
+        <w:rPr>
+          <w:rStyle w:val="VerbatimChar"/>
+        </w:rPr>
+        <w:t xml:space="preserve">[WinError 10054]</w:t>
+      </w:r>
+      <w:r>
+        <w:t xml:space="preserve">). It has an instance key (</w:t>
+      </w:r>
+      <w:r>
+        <w:rPr>
+          <w:rStyle w:val="VerbatimChar"/>
+        </w:rPr>
+        <w:t xml:space="preserve">2251799813929726</w:t>
+      </w:r>
+      <w:r>
+        <w:t xml:space="preserve">), no completed tasks, and no verdict beyond</w:t>
+      </w:r>
+      <w:r>
+        <w:t xml:space="preserve"> </w:t>
+      </w:r>
+      <w:r>
+        <w:rPr>
+          <w:rStyle w:val="VerbatimChar"/>
+        </w:rPr>
+        <w:t xml:space="preserve">FAIL</w:t>
+      </w:r>
+      <w:r>
+        <w:t xml:space="preserve"> </w:t>
+      </w:r>
+      <w:r>
+        <w:t xml:space="preserve">and the error text.</w:t>
       </w:r>
     </w:p>
     <w:p>
@@ -5585,22 +8233,52 @@
         </w:numPr>
       </w:pPr>
       <w:r>
-        <w:t xml:space="preserve">An explicit statement that</w:t>
-      </w:r>
-      <w:r>
-        <w:t xml:space="preserve"> </w:t>
-      </w:r>
-      <w:r>
-        <w:rPr>
-          <w:rStyle w:val="VerbatimChar"/>
-        </w:rPr>
-        <w:t xml:space="preserve">AT-03</w:t>
-      </w:r>
-      <w:r>
-        <w:t xml:space="preserve"> </w:t>
-      </w:r>
-      <w:r>
-        <w:t xml:space="preserve">is still a failure, and why (BR-37).</w:t>
+        <w:t xml:space="preserve">Every case was then re-run in one continuous session after restarting at 21:40 with connectors disabled. All results in 4.3 come from that session, and the file timestamps (</w:t>
+      </w:r>
+      <w:r>
+        <w:rPr>
+          <w:rStyle w:val="VerbatimChar"/>
+        </w:rPr>
+        <w:t xml:space="preserve">214113</w:t>
+      </w:r>
+      <w:r>
+        <w:t xml:space="preserve">,</w:t>
+      </w:r>
+      <w:r>
+        <w:t xml:space="preserve"> </w:t>
+      </w:r>
+      <w:r>
+        <w:rPr>
+          <w:rStyle w:val="VerbatimChar"/>
+        </w:rPr>
+        <w:t xml:space="preserve">214159</w:t>
+      </w:r>
+      <w:r>
+        <w:t xml:space="preserve">,</w:t>
+      </w:r>
+      <w:r>
+        <w:t xml:space="preserve"> </w:t>
+      </w:r>
+      <w:r>
+        <w:rPr>
+          <w:rStyle w:val="VerbatimChar"/>
+        </w:rPr>
+        <w:t xml:space="preserve">214234</w:t>
+      </w:r>
+      <w:r>
+        <w:t xml:space="preserve">, master record</w:t>
+      </w:r>
+      <w:r>
+        <w:t xml:space="preserve"> </w:t>
+      </w:r>
+      <w:r>
+        <w:rPr>
+          <w:rStyle w:val="VerbatimChar"/>
+        </w:rPr>
+        <w:t xml:space="preserve">2145</w:t>
+      </w:r>
+      <w:r>
+        <w:t xml:space="preserve">) reflect it.</w:t>
       </w:r>
     </w:p>
     <w:p>
@@ -5612,37 +8290,117 @@
         </w:numPr>
       </w:pPr>
       <w:r>
-        <w:t xml:space="preserve">The cases named in Part 1 as missing: BR-20 refund, BR-36 DNA → pathway decision → Finance, BR-35 out-of-timeframe, BR-22 change path, BR-19 urgent authorisation.</w:t>
-      </w:r>
-    </w:p>
-    <w:p>
-      <w:pPr>
-        <w:pStyle w:val="Compact"/>
-        <w:numPr>
-          <w:ilvl w:val="0"/>
-          <w:numId w:val="1009"/>
-        </w:numPr>
-      </w:pPr>
-      <w:r>
-        <w:t xml:space="preserve">A reasoned assessment: which criteria are met, which are not, and what that means for the claim that the second release improves the process.</w:t>
-      </w:r>
-    </w:p>
-    <w:p>
-      <w:r>
-        <w:pict>
-          <v:rect style="width:0;height:1.5pt" o:hralign="center" o:hrstd="t" o:hr="t"/>
-        </w:pict>
-      </w:r>
-    </w:p>
-    <w:p>
-      <w:pPr>
-        <w:pStyle w:val="Heading2"/>
-      </w:pPr>
-      <w:bookmarkStart w:id="42" w:name="_b4f94af4097a3069237a1998d83d8e2d8a3bb17"/>
-      <w:r>
-        <w:t xml:space="preserve">5. Limitations and threats to validity</w:t>
-      </w:r>
-      <w:bookmarkEnd w:id="42"/>
+        <w:t xml:space="preserve">The engine stayed healthy throughout. The shutdown was the connector health check, not the process model.</w:t>
+      </w:r>
+    </w:p>
+    <w:p>
+      <w:pPr>
+        <w:pStyle w:val="FirstParagraph"/>
+      </w:pPr>
+      <w:r>
+        <w:t xml:space="preserve">One further file is worth naming rather than leaving for a reader to find.</w:t>
+      </w:r>
+      <w:r>
+        <w:t xml:space="preserve"> </w:t>
+      </w:r>
+      <w:r>
+        <w:rPr>
+          <w:rStyle w:val="VerbatimChar"/>
+        </w:rPr>
+        <w:t xml:space="preserve">Group_Final_E2E_20261019-214113.json</w:t>
+      </w:r>
+      <w:r>
+        <w:t xml:space="preserve"> </w:t>
+      </w:r>
+      <w:r>
+        <w:t xml:space="preserve">records a G07 instance (</w:t>
+      </w:r>
+      <w:r>
+        <w:rPr>
+          <w:rStyle w:val="VerbatimChar"/>
+        </w:rPr>
+        <w:t xml:space="preserve">2251799813929943</w:t>
+      </w:r>
+      <w:r>
+        <w:t xml:space="preserve">) that reached</w:t>
+      </w:r>
+      <w:r>
+        <w:t xml:space="preserve"> </w:t>
+      </w:r>
+      <w:r>
+        <w:rPr>
+          <w:rStyle w:val="VerbatimChar"/>
+        </w:rPr>
+        <w:t xml:space="preserve">COMPLETED</w:t>
+      </w:r>
+      <w:r>
+        <w:t xml:space="preserve"> </w:t>
+      </w:r>
+      <w:r>
+        <w:t xml:space="preserve">with the same variables as the cited run but lists no completed tasks. It is not the file behind 4.3: the run recorded there (</w:t>
+      </w:r>
+      <w:r>
+        <w:rPr>
+          <w:rStyle w:val="VerbatimChar"/>
+        </w:rPr>
+        <w:t xml:space="preserve">2251799813931091</w:t>
+      </w:r>
+      <w:r>
+        <w:t xml:space="preserve">,</w:t>
+      </w:r>
+      <w:r>
+        <w:t xml:space="preserve"> </w:t>
+      </w:r>
+      <w:r>
+        <w:rPr>
+          <w:rStyle w:val="VerbatimChar"/>
+        </w:rPr>
+        <w:t xml:space="preserve">214234</w:t>
+      </w:r>
+      <w:r>
+        <w:t xml:space="preserve">) repeats the path and captures the ordered nine-task trail. The instance could not have reached</w:t>
+      </w:r>
+      <w:r>
+        <w:t xml:space="preserve"> </w:t>
+      </w:r>
+      <w:r>
+        <w:rPr>
+          <w:rStyle w:val="VerbatimChar"/>
+        </w:rPr>
+        <w:t xml:space="preserve">COMPLETED</w:t>
+      </w:r>
+      <w:r>
+        <w:t xml:space="preserve"> </w:t>
+      </w:r>
+      <w:r>
+        <w:t xml:space="preserve">with those variables had the nine human tasks not been completed, so the empty list is a task-collection failure in that attempt, not evidence that the path was shorter. It is retained for the same reason as the failed JSON, and it supports no claim on its own.</w:t>
+      </w:r>
+    </w:p>
+    <w:p>
+      <w:pPr>
+        <w:pStyle w:val="BodyText"/>
+      </w:pPr>
+      <w:r>
+        <w:t xml:space="preserve">The failed JSON is deliberately retained. Deleting it would make the record look as though the first attempt never happened, and the difference between "the criterion failed" and "the environment died mid-run" is precisely what an acceptance record has to preserve. It is not counted in 4.3 and is never presented as a pass.</w:t>
+      </w:r>
+    </w:p>
+    <w:p>
+      <w:pPr>
+        <w:pStyle w:val="Heading3"/>
+      </w:pPr>
+      <w:bookmarkStart w:id="44" w:name="_ac79e28a0963a57861fe856fea05598938a810a"/>
+      <w:r>
+        <w:t xml:space="preserve">4.6 What the evidence does not cover</w:t>
+      </w:r>
+      <w:bookmarkEnd w:id="44"/>
+    </w:p>
+    <w:p>
+      <w:pPr>
+        <w:pStyle w:val="FirstParagraph"/>
+      </w:pPr>
+      <w:r>
+        <w:t xml:space="preserve">Each of these is a boundary of the claim, not a defect to be discovered later:</w:t>
+      </w:r>
     </w:p>
     <w:p>
       <w:pPr>
@@ -5657,13 +8415,68 @@
           <w:b/>
           <w:bCs/>
         </w:rPr>
-        <w:t xml:space="preserve">The count is not a score.</w:t>
-      </w:r>
-      <w:r>
-        <w:t xml:space="preserve"> </w:t>
-      </w:r>
-      <w:r>
-        <w:t xml:space="preserve">13 of 42 Supported says nothing about how much of the clinical pathway works. The rules are not equally weighted by business risk, and BR-37 alone blocks four operational rules.</w:t>
+        <w:t xml:space="preserve">Browser-side form validation.</w:t>
+      </w:r>
+      <w:r>
+        <w:t xml:space="preserve"> </w:t>
+      </w:r>
+      <w:r>
+        <w:t xml:space="preserve">The drivers submit values through REST</w:t>
+      </w:r>
+      <w:r>
+        <w:t xml:space="preserve"> </w:t>
+      </w:r>
+      <w:r>
+        <w:rPr>
+          <w:rStyle w:val="VerbatimChar"/>
+        </w:rPr>
+        <w:t xml:space="preserve">/v2</w:t>
+      </w:r>
+      <w:r>
+        <w:t xml:space="preserve">, which completes the same user tasks and writes the same variables but bypasses the form. Required fields, input patterns,</w:t>
+      </w:r>
+      <w:r>
+        <w:t xml:space="preserve"> </w:t>
+      </w:r>
+      <w:r>
+        <w:rPr>
+          <w:rStyle w:val="VerbatimChar"/>
+        </w:rPr>
+        <w:t xml:space="preserve">disallowPassedDates</w:t>
+      </w:r>
+      <w:r>
+        <w:t xml:space="preserve">, the mandatory</w:t>
+      </w:r>
+      <w:r>
+        <w:t xml:space="preserve"> </w:t>
+      </w:r>
+      <w:r>
+        <w:rPr>
+          <w:rStyle w:val="VerbatimChar"/>
+        </w:rPr>
+        <w:t xml:space="preserve">waitReason</w:t>
+      </w:r>
+      <w:r>
+        <w:t xml:space="preserve"> </w:t>
+      </w:r>
+      <w:r>
+        <w:t xml:space="preserve">and conditional visibility are therefore</w:t>
+      </w:r>
+      <w:r>
+        <w:t xml:space="preserve"> </w:t>
+      </w:r>
+      <w:r>
+        <w:rPr>
+          <w:b/>
+          <w:bCs/>
+        </w:rPr>
+        <w:t xml:space="preserve">not exercised</w:t>
+      </w:r>
+      <w:r>
+        <w:t xml:space="preserve"> </w:t>
+      </w:r>
+      <w:r>
+        <w:t xml:space="preserve">by these runs. No claim about Tasklist behaviour follows from a PASS in 4.3.</w:t>
       </w:r>
     </w:p>
     <w:p>
@@ -5679,13 +8492,22 @@
           <w:b/>
           <w:bCs/>
         </w:rPr>
-        <w:t xml:space="preserve">The grading is strict by choice.</w:t>
-      </w:r>
-      <w:r>
-        <w:t xml:space="preserve"> </w:t>
-      </w:r>
-      <w:r>
-        <w:t xml:space="preserve">A rule that works because the operator behaves correctly is Partial, not Supported. A more generous reading would produce a higher count and a less useful document.</w:t>
+        <w:t xml:space="preserve">Role enforcement.</w:t>
+      </w:r>
+      <w:r>
+        <w:t xml:space="preserve"> </w:t>
+      </w:r>
+      <w:r>
+        <w:rPr>
+          <w:rStyle w:val="VerbatimChar"/>
+        </w:rPr>
+        <w:t xml:space="preserve">AT-03</w:t>
+      </w:r>
+      <w:r>
+        <w:t xml:space="preserve"> </w:t>
+      </w:r>
+      <w:r>
+        <w:t xml:space="preserve">is the only case aimed at it, and it fails. There is no run with distinct role identities.</w:t>
       </w:r>
     </w:p>
     <w:p>
@@ -5701,13 +8523,13 @@
           <w:b/>
           <w:bCs/>
         </w:rPr>
-        <w:t xml:space="preserve">No V3 test evidence exists,</w:t>
-      </w:r>
-      <w:r>
-        <w:t xml:space="preserve"> </w:t>
-      </w:r>
-      <w:r>
-        <w:t xml:space="preserve">so every V3 judgement here rests on reading the artefacts — model, form definitions, worker source and commit history — not on observed behaviour.</w:t>
+        <w:t xml:space="preserve">Timers.</w:t>
+      </w:r>
+      <w:r>
+        <w:t xml:space="preserve"> </w:t>
+      </w:r>
+      <w:r>
+        <w:t xml:space="preserve">The model contains no timer event. Nothing here evidences the seven-day letter target or the 7-day / 1-month / 3-month escalation, because nothing in the model measures elapsed time.</w:t>
       </w:r>
     </w:p>
     <w:p>
@@ -5723,13 +8545,70 @@
           <w:b/>
           <w:bCs/>
         </w:rPr>
-        <w:t xml:space="preserve">The strategic column is stale by construction.</w:t>
-      </w:r>
-      <w:r>
-        <w:t xml:space="preserve"> </w:t>
-      </w:r>
-      <w:r>
-        <w:t xml:space="preserve">Section 3.6 states this rather than correcting it, because correcting the strategic model was outside this release.</w:t>
+        <w:t xml:space="preserve">Branches that no case drives.</w:t>
+      </w:r>
+      <w:r>
+        <w:t xml:space="preserve"> </w:t>
+      </w:r>
+      <w:r>
+        <w:t xml:space="preserve">The formal change path and its unauthorised skip (BR-22), decline and DNA through the pathway decision to Finance (BR-36), urgent authorisation (BR-19), letter escalation (BR-33), refund through</w:t>
+      </w:r>
+      <w:r>
+        <w:t xml:space="preserve"> </w:t>
+      </w:r>
+      <w:r>
+        <w:rPr>
+          <w:rStyle w:val="VerbatimChar"/>
+        </w:rPr>
+        <w:t xml:space="preserve">FinanceAdjustment</w:t>
+      </w:r>
+      <w:r>
+        <w:t xml:space="preserve"> </w:t>
+      </w:r>
+      <w:r>
+        <w:t xml:space="preserve">(BR-20), the three enquiry paths (BR-26 to BR-28) and follow-up booking (BR-35). G07 used</w:t>
+      </w:r>
+      <w:r>
+        <w:t xml:space="preserve"> </w:t>
+      </w:r>
+      <w:r>
+        <w:rPr>
+          <w:rStyle w:val="VerbatimChar"/>
+        </w:rPr>
+        <w:t xml:space="preserve">visitOutcome=attended</w:t>
+      </w:r>
+      <w:r>
+        <w:t xml:space="preserve">;</w:t>
+      </w:r>
+      <w:r>
+        <w:t xml:space="preserve"> </w:t>
+      </w:r>
+      <w:r>
+        <w:rPr>
+          <w:rStyle w:val="VerbatimChar"/>
+        </w:rPr>
+        <w:t xml:space="preserve">AT-04</w:t>
+      </w:r>
+      <w:r>
+        <w:t xml:space="preserve"> </w:t>
+      </w:r>
+      <w:r>
+        <w:t xml:space="preserve">used</w:t>
+      </w:r>
+      <w:r>
+        <w:t xml:space="preserve"> </w:t>
+      </w:r>
+      <w:r>
+        <w:rPr>
+          <w:rStyle w:val="VerbatimChar"/>
+        </w:rPr>
+        <w:t xml:space="preserve">pending</w:t>
+      </w:r>
+      <w:r>
+        <w:t xml:space="preserve"> </w:t>
+      </w:r>
+      <w:r>
+        <w:t xml:space="preserve">on a first visit. Neither drives a decline or a DNA, so BR-36's record is not strengthened by this run.</w:t>
       </w:r>
     </w:p>
     <w:p>
@@ -5745,13 +8624,756 @@
           <w:b/>
           <w:bCs/>
         </w:rPr>
-        <w:t xml:space="preserve">The case study leaves some rules genuinely underdetermined</w:t>
-      </w:r>
-      <w:r>
-        <w:t xml:space="preserve"> </w:t>
-      </w:r>
-      <w:r>
-        <w:t xml:space="preserve">— BR-29's urgency rules are the clearest example. Grading those Partial rather than Unsupported reflects that the gap is a missing decision, not missing engineering.</w:t>
+        <w:t xml:space="preserve">Treatment slot unavailability.</w:t>
+      </w:r>
+      <w:r>
+        <w:t xml:space="preserve"> </w:t>
+      </w:r>
+      <w:r>
+        <w:t xml:space="preserve">G07 confirms the confirmed side (</w:t>
+      </w:r>
+      <w:r>
+        <w:rPr>
+          <w:rStyle w:val="VerbatimChar"/>
+        </w:rPr>
+        <w:t xml:space="preserve">booking_slot_status=CONFIRMED</w:t>
+      </w:r>
+      <w:r>
+        <w:t xml:space="preserve">, one reservation, one confirmation). No case drives a treatment resource to pending.</w:t>
+      </w:r>
+    </w:p>
+    <w:p>
+      <w:pPr>
+        <w:pStyle w:val="Compact"/>
+        <w:numPr>
+          <w:ilvl w:val="0"/>
+          <w:numId w:val="1010"/>
+        </w:numPr>
+      </w:pPr>
+      <w:r>
+        <w:rPr>
+          <w:b/>
+          <w:bCs/>
+        </w:rPr>
+        <w:t xml:space="preserve">Database rows.</w:t>
+      </w:r>
+      <w:r>
+        <w:t xml:space="preserve"> </w:t>
+      </w:r>
+      <w:r>
+        <w:t xml:space="preserve">The cases assert process variables and worker-log lines. They do not query the H2 tables, so no direct booking, ledger or audit row count is claimed.</w:t>
+      </w:r>
+    </w:p>
+    <w:p>
+      <w:pPr>
+        <w:pStyle w:val="Compact"/>
+        <w:numPr>
+          <w:ilvl w:val="0"/>
+          <w:numId w:val="1010"/>
+        </w:numPr>
+      </w:pPr>
+      <w:r>
+        <w:rPr>
+          <w:b/>
+          <w:bCs/>
+        </w:rPr>
+        <w:t xml:space="preserve">External systems.</w:t>
+      </w:r>
+      <w:r>
+        <w:t xml:space="preserve"> </w:t>
+      </w:r>
+      <w:r>
+        <w:t xml:space="preserve">Payment, scheduling and correspondence are all local mocks. Nothing here is evidence about a live provider.</w:t>
+      </w:r>
+    </w:p>
+    <w:p>
+      <w:pPr>
+        <w:pStyle w:val="Heading3"/>
+      </w:pPr>
+      <w:bookmarkStart w:id="45" w:name="_ccfc6e867a5d150252f445cc2ffc099ab256509"/>
+      <w:r>
+        <w:t xml:space="preserve">4.7 Assessment</w:t>
+      </w:r>
+      <w:bookmarkEnd w:id="45"/>
+    </w:p>
+    <w:p>
+      <w:pPr>
+        <w:pStyle w:val="FirstParagraph"/>
+      </w:pPr>
+      <w:r>
+        <w:rPr>
+          <w:b/>
+          <w:bCs/>
+        </w:rPr>
+        <w:t xml:space="preserve">What the run licenses.</w:t>
+      </w:r>
+      <w:r>
+        <w:t xml:space="preserve"> </w:t>
+      </w:r>
+      <w:r>
+        <w:t xml:space="preserve">V3 executes the route the cases cover, end to end, with the workers wired to the right job types: nine human tasks in order, ten true assertions on the G07 variables, zero active incidents, and the same verdicts on the six exception cases as the first release. The visit-outcome rebuild, the slot-skip gateway and the twelve pass-through merges did not regress the tested path. At unit level,</w:t>
+      </w:r>
+      <w:r>
+        <w:t xml:space="preserve"> </w:t>
+      </w:r>
+      <w:r>
+        <w:rPr>
+          <w:rStyle w:val="VerbatimChar"/>
+        </w:rPr>
+        <w:t xml:space="preserve">mvn -B clean test</w:t>
+      </w:r>
+      <w:r>
+        <w:t xml:space="preserve"> </w:t>
+      </w:r>
+      <w:r>
+        <w:t xml:space="preserve">at</w:t>
+      </w:r>
+      <w:r>
+        <w:t xml:space="preserve"> </w:t>
+      </w:r>
+      <w:r>
+        <w:rPr>
+          <w:rStyle w:val="VerbatimChar"/>
+        </w:rPr>
+        <w:t xml:space="preserve">dbc0a33</w:t>
+      </w:r>
+      <w:r>
+        <w:t xml:space="preserve"> </w:t>
+      </w:r>
+      <w:r>
+        <w:t xml:space="preserve">is</w:t>
+      </w:r>
+      <w:r>
+        <w:t xml:space="preserve"> </w:t>
+      </w:r>
+      <w:r>
+        <w:rPr>
+          <w:rStyle w:val="VerbatimChar"/>
+        </w:rPr>
+        <w:t xml:space="preserve">BUILD SUCCESS</w:t>
+      </w:r>
+      <w:r>
+        <w:t xml:space="preserve"> </w:t>
+      </w:r>
+      <w:r>
+        <w:t xml:space="preserve">with 19 tests and no failures —</w:t>
+      </w:r>
+      <w:r>
+        <w:t xml:space="preserve"> </w:t>
+      </w:r>
+      <w:r>
+        <w:rPr>
+          <w:rStyle w:val="VerbatimChar"/>
+        </w:rPr>
+        <w:t xml:space="preserve">CareChangeWorkersTest</w:t>
+      </w:r>
+      <w:r>
+        <w:t xml:space="preserve"> </w:t>
+      </w:r>
+      <w:r>
+        <w:t xml:space="preserve">7,</w:t>
+      </w:r>
+      <w:r>
+        <w:t xml:space="preserve"> </w:t>
+      </w:r>
+      <w:r>
+        <w:rPr>
+          <w:rStyle w:val="VerbatimChar"/>
+        </w:rPr>
+        <w:t xml:space="preserve">ChargeAmountRulesTest</w:t>
+      </w:r>
+      <w:r>
+        <w:t xml:space="preserve"> </w:t>
+      </w:r>
+      <w:r>
+        <w:t xml:space="preserve">2,</w:t>
+      </w:r>
+      <w:r>
+        <w:t xml:space="preserve"> </w:t>
+      </w:r>
+      <w:r>
+        <w:rPr>
+          <w:rStyle w:val="VerbatimChar"/>
+        </w:rPr>
+        <w:t xml:space="preserve">RefundWorkersTest</w:t>
+      </w:r>
+      <w:r>
+        <w:t xml:space="preserve"> </w:t>
+      </w:r>
+      <w:r>
+        <w:t xml:space="preserve">10 — and the binding audit resolves 22 user tasks to 12 form ids and 12 files with no orphan.</w:t>
+      </w:r>
+    </w:p>
+    <w:p>
+      <w:pPr>
+        <w:pStyle w:val="BodyText"/>
+      </w:pPr>
+      <w:r>
+        <w:rPr>
+          <w:b/>
+          <w:bCs/>
+        </w:rPr>
+        <w:t xml:space="preserve">What it does not license.</w:t>
+      </w:r>
+      <w:r>
+        <w:t xml:space="preserve"> </w:t>
+      </w:r>
+      <w:r>
+        <w:t xml:space="preserve">It does not license acceptance of the branches in 4.6, and it does not license a statement that "the tests pass". One criterion fails, and it fails for a reason the release did not address.</w:t>
+      </w:r>
+    </w:p>
+    <w:p>
+      <w:pPr>
+        <w:pStyle w:val="BodyText"/>
+      </w:pPr>
+      <w:r>
+        <w:rPr>
+          <w:b/>
+          <w:bCs/>
+        </w:rPr>
+        <w:t xml:space="preserve">How this connects to Part 1.</w:t>
+      </w:r>
+      <w:r>
+        <w:t xml:space="preserve"> </w:t>
+      </w:r>
+      <w:r>
+        <w:t xml:space="preserve">The coverage profile stays at</w:t>
+      </w:r>
+      <w:r>
+        <w:t xml:space="preserve"> </w:t>
+      </w:r>
+      <w:r>
+        <w:rPr>
+          <w:b/>
+          <w:bCs/>
+        </w:rPr>
+        <w:t xml:space="preserve">13 Supported / 25 Partial / 4 Unsupported</w:t>
+      </w:r>
+      <w:r>
+        <w:t xml:space="preserve">. That is not in tension with six passing cases; it follows from the grading rule in 1.4. A case can only move a rule when it reaches the gap that rule's Notes name.</w:t>
+      </w:r>
+      <w:r>
+        <w:t xml:space="preserve"> </w:t>
+      </w:r>
+      <w:r>
+        <w:rPr>
+          <w:rStyle w:val="VerbatimChar"/>
+        </w:rPr>
+        <w:t xml:space="preserve">BR-22</w:t>
+      </w:r>
+      <w:r>
+        <w:t xml:space="preserve"> </w:t>
+      </w:r>
+      <w:r>
+        <w:t xml:space="preserve">is the clearest test of this: it was the one rule blocked purely on test coverage, and none of</w:t>
+      </w:r>
+      <w:r>
+        <w:t xml:space="preserve"> </w:t>
+      </w:r>
+      <w:r>
+        <w:rPr>
+          <w:rStyle w:val="VerbatimChar"/>
+        </w:rPr>
+        <w:t xml:space="preserve">AT-01</w:t>
+      </w:r>
+      <w:r>
+        <w:t xml:space="preserve">–</w:t>
+      </w:r>
+      <w:r>
+        <w:rPr>
+          <w:rStyle w:val="VerbatimChar"/>
+        </w:rPr>
+        <w:t xml:space="preserve">AT-06</w:t>
+      </w:r>
+      <w:r>
+        <w:t xml:space="preserve"> </w:t>
+      </w:r>
+      <w:r>
+        <w:t xml:space="preserve">or G07 enters</w:t>
+      </w:r>
+      <w:r>
+        <w:t xml:space="preserve"> </w:t>
+      </w:r>
+      <w:r>
+        <w:rPr>
+          <w:rStyle w:val="VerbatimChar"/>
+        </w:rPr>
+        <w:t xml:space="preserve">ClinicalChange</w:t>
+      </w:r>
+      <w:r>
+        <w:t xml:space="preserve">, submits an invalid change or routes a paid change to Finance, so it stays Partial with the same reason — the path exists and is unexercised. The worker tests that do exercise</w:t>
+      </w:r>
+      <w:r>
+        <w:t xml:space="preserve"> </w:t>
+      </w:r>
+      <w:r>
+        <w:rPr>
+          <w:rStyle w:val="VerbatimChar"/>
+        </w:rPr>
+        <w:t xml:space="preserve">SKIPPED_UNAUTHORISED</w:t>
+      </w:r>
+      <w:r>
+        <w:t xml:space="preserve"> </w:t>
+      </w:r>
+      <w:r>
+        <w:t xml:space="preserve">and</w:t>
+      </w:r>
+      <w:r>
+        <w:t xml:space="preserve"> </w:t>
+      </w:r>
+      <w:r>
+        <w:rPr>
+          <w:rStyle w:val="VerbatimChar"/>
+        </w:rPr>
+        <w:t xml:space="preserve">SENT_FINANCE_REVIEW_REQUIRED</w:t>
+      </w:r>
+      <w:r>
+        <w:t xml:space="preserve"> </w:t>
+      </w:r>
+      <w:r>
+        <w:t xml:space="preserve">were already recorded in the first release's evidence and are not acceptance cases.</w:t>
+      </w:r>
+      <w:r>
+        <w:t xml:space="preserve"> </w:t>
+      </w:r>
+      <w:r>
+        <w:rPr>
+          <w:rStyle w:val="VerbatimChar"/>
+        </w:rPr>
+        <w:t xml:space="preserve">BR-36</w:t>
+      </w:r>
+      <w:r>
+        <w:t xml:space="preserve"> </w:t>
+      </w:r>
+      <w:r>
+        <w:t xml:space="preserve">and</w:t>
+      </w:r>
+      <w:r>
+        <w:t xml:space="preserve"> </w:t>
+      </w:r>
+      <w:r>
+        <w:rPr>
+          <w:rStyle w:val="VerbatimChar"/>
+        </w:rPr>
+        <w:t xml:space="preserve">BR-35</w:t>
+      </w:r>
+      <w:r>
+        <w:t xml:space="preserve"> </w:t>
+      </w:r>
+      <w:r>
+        <w:t xml:space="preserve">stay Partial because the run used</w:t>
+      </w:r>
+      <w:r>
+        <w:t xml:space="preserve"> </w:t>
+      </w:r>
+      <w:r>
+        <w:rPr>
+          <w:rStyle w:val="VerbatimChar"/>
+        </w:rPr>
+        <w:t xml:space="preserve">attended</w:t>
+      </w:r>
+      <w:r>
+        <w:t xml:space="preserve"> </w:t>
+      </w:r>
+      <w:r>
+        <w:t xml:space="preserve">and a first-visit</w:t>
+      </w:r>
+      <w:r>
+        <w:t xml:space="preserve"> </w:t>
+      </w:r>
+      <w:r>
+        <w:rPr>
+          <w:rStyle w:val="VerbatimChar"/>
+        </w:rPr>
+        <w:t xml:space="preserve">pending</w:t>
+      </w:r>
+      <w:r>
+        <w:t xml:space="preserve">;</w:t>
+      </w:r>
+      <w:r>
+        <w:t xml:space="preserve"> </w:t>
+      </w:r>
+      <w:r>
+        <w:rPr>
+          <w:rStyle w:val="VerbatimChar"/>
+        </w:rPr>
+        <w:t xml:space="preserve">BR-19</w:t>
+      </w:r>
+      <w:r>
+        <w:t xml:space="preserve">,</w:t>
+      </w:r>
+      <w:r>
+        <w:t xml:space="preserve"> </w:t>
+      </w:r>
+      <w:r>
+        <w:rPr>
+          <w:rStyle w:val="VerbatimChar"/>
+        </w:rPr>
+        <w:t xml:space="preserve">BR-09</w:t>
+      </w:r>
+      <w:r>
+        <w:t xml:space="preserve">,</w:t>
+      </w:r>
+      <w:r>
+        <w:t xml:space="preserve"> </w:t>
+      </w:r>
+      <w:r>
+        <w:rPr>
+          <w:rStyle w:val="VerbatimChar"/>
+        </w:rPr>
+        <w:t xml:space="preserve">BR-21</w:t>
+      </w:r>
+      <w:r>
+        <w:t xml:space="preserve">,</w:t>
+      </w:r>
+      <w:r>
+        <w:t xml:space="preserve"> </w:t>
+      </w:r>
+      <w:r>
+        <w:rPr>
+          <w:rStyle w:val="VerbatimChar"/>
+        </w:rPr>
+        <w:t xml:space="preserve">BR-27</w:t>
+      </w:r>
+      <w:r>
+        <w:t xml:space="preserve">,</w:t>
+      </w:r>
+      <w:r>
+        <w:t xml:space="preserve"> </w:t>
+      </w:r>
+      <w:r>
+        <w:rPr>
+          <w:rStyle w:val="VerbatimChar"/>
+        </w:rPr>
+        <w:t xml:space="preserve">BR-31</w:t>
+      </w:r>
+      <w:r>
+        <w:t xml:space="preserve"> </w:t>
+      </w:r>
+      <w:r>
+        <w:t xml:space="preserve">and</w:t>
+      </w:r>
+      <w:r>
+        <w:t xml:space="preserve"> </w:t>
+      </w:r>
+      <w:r>
+        <w:rPr>
+          <w:rStyle w:val="VerbatimChar"/>
+        </w:rPr>
+        <w:t xml:space="preserve">BR-37</w:t>
+      </w:r>
+      <w:r>
+        <w:t xml:space="preserve"> </w:t>
+      </w:r>
+      <w:r>
+        <w:t xml:space="preserve">stay where they were, and</w:t>
+      </w:r>
+      <w:r>
+        <w:t xml:space="preserve"> </w:t>
+      </w:r>
+      <w:r>
+        <w:rPr>
+          <w:rStyle w:val="VerbatimChar"/>
+        </w:rPr>
+        <w:t xml:space="preserve">AT-03</w:t>
+      </w:r>
+      <w:r>
+        <w:t xml:space="preserve"> </w:t>
+      </w:r>
+      <w:r>
+        <w:t xml:space="preserve">failing on V3 is the operational face of that.</w:t>
+      </w:r>
+    </w:p>
+    <w:p>
+      <w:pPr>
+        <w:pStyle w:val="BodyText"/>
+      </w:pPr>
+      <w:r>
+        <w:rPr>
+          <w:b/>
+          <w:bCs/>
+        </w:rPr>
+        <w:t xml:space="preserve">The judgement.</w:t>
+      </w:r>
+      <w:r>
+        <w:t xml:space="preserve"> </w:t>
+      </w:r>
+      <w:r>
+        <w:t xml:space="preserve">The second release is now demonstrated to work on the route it was tested on, and still not demonstrated anywhere else. The submission's claim should be exactly that: a working, worker-backed V3 pathway with one known, replicated role failure and an acceptance set that has not yet been widened to the branches the traceability review names. That is a stronger claim than the draft could make before the run, and a weaker one than "acceptance passed".</w:t>
+      </w:r>
+    </w:p>
+    <w:p>
+      <w:pPr>
+        <w:pStyle w:val="Heading3"/>
+      </w:pPr>
+      <w:bookmarkStart w:id="46" w:name="_420ce86740669d1dddfb9b9059b3d9c47ab6d38"/>
+      <w:r>
+        <w:t xml:space="preserve">4.8 What a complete second-release acceptance record would still need</w:t>
+      </w:r>
+      <w:bookmarkEnd w:id="46"/>
+    </w:p>
+    <w:p>
+      <w:pPr>
+        <w:pStyle w:val="Compact"/>
+        <w:numPr>
+          <w:ilvl w:val="0"/>
+          <w:numId w:val="1011"/>
+        </w:numPr>
+      </w:pPr>
+      <w:r>
+        <w:rPr>
+          <w:rStyle w:val="VerbatimChar"/>
+        </w:rPr>
+        <w:t xml:space="preserve">AT-07</w:t>
+      </w:r>
+      <w:r>
+        <w:t xml:space="preserve"> </w:t>
+      </w:r>
+      <w:r>
+        <w:t xml:space="preserve">formal change: authorised change posts</w:t>
+      </w:r>
+      <w:r>
+        <w:t xml:space="preserve"> </w:t>
+      </w:r>
+      <w:r>
+        <w:rPr>
+          <w:rStyle w:val="VerbatimChar"/>
+        </w:rPr>
+        <w:t xml:space="preserve">SENT_FINANCE_REVIEW_REQUIRED</w:t>
+      </w:r>
+      <w:r>
+        <w:t xml:space="preserve">; invalid change posts</w:t>
+      </w:r>
+      <w:r>
+        <w:t xml:space="preserve"> </w:t>
+      </w:r>
+      <w:r>
+        <w:rPr>
+          <w:rStyle w:val="VerbatimChar"/>
+        </w:rPr>
+        <w:t xml:space="preserve">SKIPPED_UNAUTHORISED</w:t>
+      </w:r>
+      <w:r>
+        <w:t xml:space="preserve">; a paid change reaches</w:t>
+      </w:r>
+      <w:r>
+        <w:t xml:space="preserve"> </w:t>
+      </w:r>
+      <w:r>
+        <w:rPr>
+          <w:rStyle w:val="VerbatimChar"/>
+        </w:rPr>
+        <w:t xml:space="preserve">FinanceAdjustment</w:t>
+      </w:r>
+      <w:r>
+        <w:t xml:space="preserve">.</w:t>
+      </w:r>
+    </w:p>
+    <w:p>
+      <w:pPr>
+        <w:pStyle w:val="Compact"/>
+        <w:numPr>
+          <w:ilvl w:val="0"/>
+          <w:numId w:val="1011"/>
+        </w:numPr>
+      </w:pPr>
+      <w:r>
+        <w:rPr>
+          <w:rStyle w:val="VerbatimChar"/>
+        </w:rPr>
+        <w:t xml:space="preserve">AT-08</w:t>
+      </w:r>
+      <w:r>
+        <w:t xml:space="preserve"> </w:t>
+      </w:r>
+      <w:r>
+        <w:t xml:space="preserve">decline or DNA →</w:t>
+      </w:r>
+      <w:r>
+        <w:t xml:space="preserve"> </w:t>
+      </w:r>
+      <w:r>
+        <w:rPr>
+          <w:rStyle w:val="VerbatimChar"/>
+        </w:rPr>
+        <w:t xml:space="preserve">ClinicalChange</w:t>
+      </w:r>
+      <w:r>
+        <w:t xml:space="preserve"> </w:t>
+      </w:r>
+      <w:r>
+        <w:t xml:space="preserve">pathway decision →</w:t>
+      </w:r>
+      <w:r>
+        <w:t xml:space="preserve"> </w:t>
+      </w:r>
+      <w:r>
+        <w:rPr>
+          <w:rStyle w:val="VerbatimChar"/>
+        </w:rPr>
+        <w:t xml:space="preserve">FinanceAdjustment</w:t>
+      </w:r>
+      <w:r>
+        <w:t xml:space="preserve"> </w:t>
+      </w:r>
+      <w:r>
+        <w:t xml:space="preserve">when money is affected.</w:t>
+      </w:r>
+    </w:p>
+    <w:p>
+      <w:pPr>
+        <w:pStyle w:val="Compact"/>
+        <w:numPr>
+          <w:ilvl w:val="0"/>
+          <w:numId w:val="1011"/>
+        </w:numPr>
+      </w:pPr>
+      <w:r>
+        <w:rPr>
+          <w:rStyle w:val="VerbatimChar"/>
+        </w:rPr>
+        <w:t xml:space="preserve">AT-09</w:t>
+      </w:r>
+      <w:r>
+        <w:t xml:space="preserve"> </w:t>
+      </w:r>
+      <w:r>
+        <w:t xml:space="preserve">urgent authorisation →</w:t>
+      </w:r>
+      <w:r>
+        <w:t xml:space="preserve"> </w:t>
+      </w:r>
+      <w:r>
+        <w:rPr>
+          <w:rStyle w:val="VerbatimChar"/>
+        </w:rPr>
+        <w:t xml:space="preserve">BookTreatment</w:t>
+      </w:r>
+      <w:r>
+        <w:t xml:space="preserve"> </w:t>
+      </w:r>
+      <w:r>
+        <w:t xml:space="preserve">→</w:t>
+      </w:r>
+      <w:r>
+        <w:t xml:space="preserve"> </w:t>
+      </w:r>
+      <w:r>
+        <w:rPr>
+          <w:rStyle w:val="VerbatimChar"/>
+        </w:rPr>
+        <w:t xml:space="preserve">UrgentFinance</w:t>
+      </w:r>
+      <w:r>
+        <w:t xml:space="preserve">.</w:t>
+      </w:r>
+    </w:p>
+    <w:p>
+      <w:pPr>
+        <w:pStyle w:val="Compact"/>
+        <w:numPr>
+          <w:ilvl w:val="0"/>
+          <w:numId w:val="1011"/>
+        </w:numPr>
+      </w:pPr>
+      <w:r>
+        <w:rPr>
+          <w:rStyle w:val="VerbatimChar"/>
+        </w:rPr>
+        <w:t xml:space="preserve">AT-10</w:t>
+      </w:r>
+      <w:r>
+        <w:t xml:space="preserve"> </w:t>
+      </w:r>
+      <w:r>
+        <w:t xml:space="preserve">refund through</w:t>
+      </w:r>
+      <w:r>
+        <w:t xml:space="preserve"> </w:t>
+      </w:r>
+      <w:r>
+        <w:rPr>
+          <w:rStyle w:val="VerbatimChar"/>
+        </w:rPr>
+        <w:t xml:space="preserve">FinanceAdjustment</w:t>
+      </w:r>
+      <w:r>
+        <w:t xml:space="preserve">, asserting the ledger row.</w:t>
+      </w:r>
+    </w:p>
+    <w:p>
+      <w:pPr>
+        <w:pStyle w:val="Compact"/>
+        <w:numPr>
+          <w:ilvl w:val="0"/>
+          <w:numId w:val="1011"/>
+        </w:numPr>
+      </w:pPr>
+      <w:r>
+        <w:rPr>
+          <w:rStyle w:val="VerbatimChar"/>
+        </w:rPr>
+        <w:t xml:space="preserve">AT-11</w:t>
+      </w:r>
+      <w:r>
+        <w:t xml:space="preserve"> </w:t>
+      </w:r>
+      <w:r>
+        <w:t xml:space="preserve">treatment resource pending, then ready, with one occupancy row.</w:t>
+      </w:r>
+    </w:p>
+    <w:p>
+      <w:pPr>
+        <w:pStyle w:val="Compact"/>
+        <w:numPr>
+          <w:ilvl w:val="0"/>
+          <w:numId w:val="1011"/>
+        </w:numPr>
+      </w:pPr>
+      <w:r>
+        <w:t xml:space="preserve">One Tasklist walkthrough with screenshots, so form validation and conditional fields have evidence of their own.</w:t>
+      </w:r>
+    </w:p>
+    <w:p>
+      <w:pPr>
+        <w:pStyle w:val="Compact"/>
+        <w:numPr>
+          <w:ilvl w:val="0"/>
+          <w:numId w:val="1011"/>
+        </w:numPr>
+      </w:pPr>
+      <w:r>
+        <w:t xml:space="preserve">A re-run of</w:t>
+      </w:r>
+      <w:r>
+        <w:t xml:space="preserve"> </w:t>
+      </w:r>
+      <w:r>
+        <w:rPr>
+          <w:rStyle w:val="VerbatimChar"/>
+        </w:rPr>
+        <w:t xml:space="preserve">AT-03</w:t>
+      </w:r>
+      <w:r>
+        <w:t xml:space="preserve"> </w:t>
+      </w:r>
+      <w:r>
+        <w:t xml:space="preserve">with distinct role identities once</w:t>
+      </w:r>
+      <w:r>
+        <w:t xml:space="preserve"> </w:t>
+      </w:r>
+      <w:r>
+        <w:rPr>
+          <w:rStyle w:val="VerbatimChar"/>
+        </w:rPr>
+        <w:t xml:space="preserve">PB-22</w:t>
+      </w:r>
+      <w:r>
+        <w:t xml:space="preserve"> </w:t>
+      </w:r>
+      <w:r>
+        <w:t xml:space="preserve">delivers candidate groups.</w:t>
       </w:r>
     </w:p>
     <w:p>
@@ -5765,39 +9387,120 @@
       <w:pPr>
         <w:pStyle w:val="Heading2"/>
       </w:pPr>
-      <w:bookmarkStart w:id="43" w:name="_6b297cc947e0db5526be369b1f0f4ddc67b2415"/>
-      <w:r>
-        <w:t xml:space="preserve">6. Conclusion</w:t>
-      </w:r>
-      <w:bookmarkEnd w:id="43"/>
-    </w:p>
-    <w:p>
-      <w:pPr>
-        <w:pStyle w:val="FirstParagraph"/>
-      </w:pPr>
-      <w:r>
-        <w:t xml:space="preserve">The second release improved the process and did not improve its alignment profile. One rule moved to Supported, three narrowed, and 26 are untouched — and the 26 are concentrated in five causes, two of which (the role model and timers) account for nine rules between them.</w:t>
-      </w:r>
-    </w:p>
-    <w:p>
-      <w:pPr>
-        <w:pStyle w:val="BodyText"/>
-      </w:pPr>
-      <w:r>
-        <w:t xml:space="preserve">The defensible claim is therefore not that the second release closed the gaps. It is that the gaps are now</w:t>
-      </w:r>
-      <w:r>
-        <w:t xml:space="preserve"> </w:t>
-      </w:r>
+      <w:bookmarkStart w:id="47" w:name="_b4f94af4097a3069237a1998d83d8e2d8a3bb17"/>
+      <w:r>
+        <w:t xml:space="preserve">5. Limitations and threats to validity</w:t>
+      </w:r>
+      <w:bookmarkEnd w:id="47"/>
+    </w:p>
+    <w:p>
+      <w:pPr>
+        <w:pStyle w:val="Compact"/>
+        <w:numPr>
+          <w:ilvl w:val="0"/>
+          <w:numId w:val="1012"/>
+        </w:numPr>
+      </w:pPr>
       <w:r>
         <w:rPr>
           <w:b/>
           <w:bCs/>
         </w:rPr>
-        <w:t xml:space="preserve">enumerated, attributed and ordered</w:t>
-      </w:r>
-      <w:r>
-        <w:t xml:space="preserve">: the group knows that BR-37 is the highest-leverage item, that BR-38 and BR-08 are the next P0s, that eight rules are waiting on a form field rather than a redesign, and that only one rule is blocked on test coverage alone. That is a more useful position than a higher count produced by grading generously.</w:t>
+        <w:t xml:space="preserve">The count is not a score.</w:t>
+      </w:r>
+      <w:r>
+        <w:t xml:space="preserve"> </w:t>
+      </w:r>
+      <w:r>
+        <w:t xml:space="preserve">13 of 42 Supported says nothing about how much of the clinical pathway works. The rules are not equally weighted by business risk, and BR-37 alone blocks four operational rules.</w:t>
+      </w:r>
+    </w:p>
+    <w:p>
+      <w:pPr>
+        <w:pStyle w:val="Compact"/>
+        <w:numPr>
+          <w:ilvl w:val="0"/>
+          <w:numId w:val="1012"/>
+        </w:numPr>
+      </w:pPr>
+      <w:r>
+        <w:rPr>
+          <w:b/>
+          <w:bCs/>
+        </w:rPr>
+        <w:t xml:space="preserve">The grading is strict by choice.</w:t>
+      </w:r>
+      <w:r>
+        <w:t xml:space="preserve"> </w:t>
+      </w:r>
+      <w:r>
+        <w:t xml:space="preserve">A rule that works because the operator behaves correctly is Partial, not Supported. A more generous reading would produce a higher count and a less useful document.</w:t>
+      </w:r>
+    </w:p>
+    <w:p>
+      <w:pPr>
+        <w:pStyle w:val="Compact"/>
+        <w:numPr>
+          <w:ilvl w:val="0"/>
+          <w:numId w:val="1012"/>
+        </w:numPr>
+      </w:pPr>
+      <w:r>
+        <w:rPr>
+          <w:b/>
+          <w:bCs/>
+        </w:rPr>
+        <w:t xml:space="preserve">The V3 test evidence is narrow by construction.</w:t>
+      </w:r>
+      <w:r>
+        <w:t xml:space="preserve"> </w:t>
+      </w:r>
+      <w:r>
+        <w:t xml:space="preserve">One model, one engine build, seven cases and one route; it establishes that the covered path executes and establishes nothing about the branches 4.6 lists. Where a judgement here rests on reading artefacts rather than on a run, the row says so.</w:t>
+      </w:r>
+    </w:p>
+    <w:p>
+      <w:pPr>
+        <w:pStyle w:val="Compact"/>
+        <w:numPr>
+          <w:ilvl w:val="0"/>
+          <w:numId w:val="1012"/>
+        </w:numPr>
+      </w:pPr>
+      <w:r>
+        <w:rPr>
+          <w:b/>
+          <w:bCs/>
+        </w:rPr>
+        <w:t xml:space="preserve">The strategic column is stale by construction.</w:t>
+      </w:r>
+      <w:r>
+        <w:t xml:space="preserve"> </w:t>
+      </w:r>
+      <w:r>
+        <w:t xml:space="preserve">Section 3.6 states this rather than correcting it, because correcting the strategic model was outside this release.</w:t>
+      </w:r>
+    </w:p>
+    <w:p>
+      <w:pPr>
+        <w:pStyle w:val="Compact"/>
+        <w:numPr>
+          <w:ilvl w:val="0"/>
+          <w:numId w:val="1012"/>
+        </w:numPr>
+      </w:pPr>
+      <w:r>
+        <w:rPr>
+          <w:b/>
+          <w:bCs/>
+        </w:rPr>
+        <w:t xml:space="preserve">The case study leaves some rules genuinely underdetermined</w:t>
+      </w:r>
+      <w:r>
+        <w:t xml:space="preserve"> </w:t>
+      </w:r>
+      <w:r>
+        <w:t xml:space="preserve">— BR-29's urgency rules are the clearest example. Grading those Partial rather than Unsupported reflects that the gap is a missing decision, not missing engineering.</w:t>
       </w:r>
     </w:p>
     <w:p>
@@ -5811,18 +9514,64 @@
       <w:pPr>
         <w:pStyle w:val="Heading2"/>
       </w:pPr>
-      <w:bookmarkStart w:id="44" w:name="_dd06c685933f06b7a7cffbd0c8a5262cd98d063"/>
+      <w:bookmarkStart w:id="48" w:name="_6b297cc947e0db5526be369b1f0f4ddc67b2415"/>
+      <w:r>
+        <w:t xml:space="preserve">6. Conclusion</w:t>
+      </w:r>
+      <w:bookmarkEnd w:id="48"/>
+    </w:p>
+    <w:p>
+      <w:pPr>
+        <w:pStyle w:val="FirstParagraph"/>
+      </w:pPr>
+      <w:r>
+        <w:t xml:space="preserve">The second release improved the process and did not improve its alignment profile. One rule moved to Supported, three narrowed, and 26 are untouched — and the 26 are concentrated in five causes, two of which (the role model and timers) account for nine rules between them.</w:t>
+      </w:r>
+    </w:p>
+    <w:p>
+      <w:pPr>
+        <w:pStyle w:val="BodyText"/>
+      </w:pPr>
+      <w:r>
+        <w:t xml:space="preserve">The defensible claim is therefore not that the second release closed the gaps. It is that the gaps are now</w:t>
+      </w:r>
+      <w:r>
+        <w:t xml:space="preserve"> </w:t>
+      </w:r>
+      <w:r>
+        <w:rPr>
+          <w:b/>
+          <w:bCs/>
+        </w:rPr>
+        <w:t xml:space="preserve">enumerated, attributed and ordered</w:t>
+      </w:r>
+      <w:r>
+        <w:t xml:space="preserve">: the group knows that BR-37 is the highest-leverage item, that BR-38 and BR-08 are the next P0s, that eight rules are waiting on a form field rather than a redesign, and that only one rule is blocked on test coverage alone. That is a more useful position than a higher count produced by grading generously.</w:t>
+      </w:r>
+    </w:p>
+    <w:p>
+      <w:r>
+        <w:pict>
+          <v:rect style="width:0;height:1.5pt" o:hralign="center" o:hrstd="t" o:hr="t"/>
+        </w:pict>
+      </w:r>
+    </w:p>
+    <w:p>
+      <w:pPr>
+        <w:pStyle w:val="Heading2"/>
+      </w:pPr>
+      <w:bookmarkStart w:id="49" w:name="_dd06c685933f06b7a7cffbd0c8a5262cd98d063"/>
       <w:r>
         <w:t xml:space="preserve">Appendix A — All 42 rules, second-release position</w:t>
       </w:r>
-      <w:bookmarkEnd w:id="44"/>
+      <w:bookmarkEnd w:id="49"/>
     </w:p>
     <w:p>
       <w:pPr>
         <w:pStyle w:val="FirstParagraph"/>
       </w:pPr>
       <w:r>
-        <w:t xml:space="preserve">Status is the V3 position. "Basis" names where the judgement comes from: a sub-section of the traceability matrix, or the initial-release row carried forward because the artefact did not change. All 42 rows were re-checked against V3 on 19 October; the traceability matrix's §4.8 records that re-check. Only BR-30, BR-35 and BR-36 gained rule-relevant evidence, and none of the three changed grade.</w:t>
+        <w:t xml:space="preserve">Status is the V3 position. "Basis" names where the judgement comes from: a sub-section of the traceability matrix, or the initial-release row carried forward because the artefact did not change. All 42 rows were re-checked against V3 on 19 October; the traceability matrix's §4.8 records that re-check and §4.9 records the executed acceptance run. Only BR-30, BR-35 and BR-36 gained rule-relevant evidence from the model, and none of the three changed grade. The acceptance run moved no row: where it touches a rule it is cited below, and where a row still says "no acceptance case" that remains true after 19 October.</w:t>
       </w:r>
     </w:p>
     <w:tbl>
@@ -6485,7 +10234,22 @@
               <w:pStyle w:val="Compact"/>
             </w:pPr>
             <w:r>
-              <w:t xml:space="preserve">§4.5 — cause is BR-37</w:t>
+              <w:t xml:space="preserve">§4.5 — cause is BR-37;</w:t>
+            </w:r>
+            <w:r>
+              <w:t xml:space="preserve"> </w:t>
+            </w:r>
+            <w:r>
+              <w:rPr>
+                <w:rStyle w:val="VerbatimChar"/>
+              </w:rPr>
+              <w:t xml:space="preserve">AT-03</w:t>
+            </w:r>
+            <w:r>
+              <w:t xml:space="preserve"> </w:t>
+            </w:r>
+            <w:r>
+              <w:t xml:space="preserve">reproduced the failure on V3 (§4.4)</w:t>
             </w:r>
           </w:p>
         </w:tc>
@@ -6608,7 +10372,7 @@
               <w:pStyle w:val="Compact"/>
             </w:pPr>
             <w:r>
-              <w:t xml:space="preserve">§2, carried forward</w:t>
+              <w:t xml:space="preserve">§2, carried forward; G07 confirms the confirmed-slot side only, no case drives treatment to pending (§4.6)</w:t>
             </w:r>
           </w:p>
         </w:tc>
@@ -7064,7 +10828,19 @@
               <w:pStyle w:val="Compact"/>
             </w:pPr>
             <w:r>
-              <w:t xml:space="preserve">§4.5 — no test; clinician-only authorisation unenforced</w:t>
+              <w:t xml:space="preserve">§4.5 — no acceptance case; none enters</w:t>
+            </w:r>
+            <w:r>
+              <w:t xml:space="preserve"> </w:t>
+            </w:r>
+            <w:r>
+              <w:rPr>
+                <w:rStyle w:val="VerbatimChar"/>
+              </w:rPr>
+              <w:t xml:space="preserve">UrgentAuthorisation</w:t>
+            </w:r>
+            <w:r>
+              <w:t xml:space="preserve">; clinician-only authorisation unenforced</w:t>
             </w:r>
           </w:p>
         </w:tc>
@@ -7121,7 +10897,31 @@
               <w:pStyle w:val="Compact"/>
             </w:pPr>
             <w:r>
-              <w:t xml:space="preserve">§4.3 — form and worker both changed</w:t>
+              <w:t xml:space="preserve">§4.3 — form and worker both changed;</w:t>
+            </w:r>
+            <w:r>
+              <w:t xml:space="preserve"> </w:t>
+            </w:r>
+            <w:r>
+              <w:rPr>
+                <w:rStyle w:val="VerbatimChar"/>
+              </w:rPr>
+              <w:t xml:space="preserve">RefundWorkersTest</w:t>
+            </w:r>
+            <w:r>
+              <w:t xml:space="preserve"> </w:t>
+            </w:r>
+            <w:r>
+              <w:t xml:space="preserve">holds 10 tests, but no acceptance case reaches</w:t>
+            </w:r>
+            <w:r>
+              <w:t xml:space="preserve"> </w:t>
+            </w:r>
+            <w:r>
+              <w:rPr>
+                <w:rStyle w:val="VerbatimChar"/>
+              </w:rPr>
+              <w:t xml:space="preserve">FinanceAdjustment</w:t>
             </w:r>
           </w:p>
         </w:tc>
@@ -7193,7 +10993,22 @@
               <w:t xml:space="preserve"> </w:t>
             </w:r>
             <w:r>
-              <w:t xml:space="preserve">is free text; cause is BR-37</w:t>
+              <w:t xml:space="preserve">is free text; cause is BR-37, and</w:t>
+            </w:r>
+            <w:r>
+              <w:t xml:space="preserve"> </w:t>
+            </w:r>
+            <w:r>
+              <w:rPr>
+                <w:rStyle w:val="VerbatimChar"/>
+              </w:rPr>
+              <w:t xml:space="preserve">AT-03</w:t>
+            </w:r>
+            <w:r>
+              <w:t xml:space="preserve"> </w:t>
+            </w:r>
+            <w:r>
+              <w:t xml:space="preserve">still fails (§4.4)</w:t>
             </w:r>
           </w:p>
         </w:tc>
@@ -7250,7 +11065,19 @@
               <w:pStyle w:val="Compact"/>
             </w:pPr>
             <w:r>
-              <w:t xml:space="preserve">§4.5 — path exists, no acceptance case</w:t>
+              <w:t xml:space="preserve">§4.5 — path exists, no acceptance case; the 19 October run never enters</w:t>
+            </w:r>
+            <w:r>
+              <w:t xml:space="preserve"> </w:t>
+            </w:r>
+            <w:r>
+              <w:rPr>
+                <w:rStyle w:val="VerbatimChar"/>
+              </w:rPr>
+              <w:t xml:space="preserve">ClinicalChange</w:t>
+            </w:r>
+            <w:r>
+              <w:t xml:space="preserve">, so the reason is unchanged (§4.7)</w:t>
             </w:r>
           </w:p>
         </w:tc>
@@ -7535,7 +11362,7 @@
               <w:pStyle w:val="Compact"/>
             </w:pPr>
             <w:r>
-              <w:t xml:space="preserve">§4.5 — policy text only; cause is BR-37</w:t>
+              <w:t xml:space="preserve">§4.5 — policy text only; no acceptance case; cause is BR-37</w:t>
             </w:r>
           </w:p>
         </w:tc>
@@ -7793,7 +11620,22 @@
               <w:pStyle w:val="Compact"/>
             </w:pPr>
             <w:r>
-              <w:t xml:space="preserve">§4.5 — not enforced; cause is BR-37</w:t>
+              <w:t xml:space="preserve">§4.5 — not enforced; cause is BR-37, and</w:t>
+            </w:r>
+            <w:r>
+              <w:t xml:space="preserve"> </w:t>
+            </w:r>
+            <w:r>
+              <w:rPr>
+                <w:rStyle w:val="VerbatimChar"/>
+              </w:rPr>
+              <w:t xml:space="preserve">AT-03</w:t>
+            </w:r>
+            <w:r>
+              <w:t xml:space="preserve"> </w:t>
+            </w:r>
+            <w:r>
+              <w:t xml:space="preserve">still fails (§4.4)</w:t>
             </w:r>
           </w:p>
         </w:tc>
@@ -8093,7 +11935,34 @@
               <w:t xml:space="preserve"> </w:t>
             </w:r>
             <w:r>
-              <w:t xml:space="preserve">added; reschedule not its own outcome, no test</w:t>
+              <w:t xml:space="preserve">added; reschedule not its own outcome; the 19 October runs used</w:t>
+            </w:r>
+            <w:r>
+              <w:t xml:space="preserve"> </w:t>
+            </w:r>
+            <w:r>
+              <w:rPr>
+                <w:rStyle w:val="VerbatimChar"/>
+              </w:rPr>
+              <w:t xml:space="preserve">attended</w:t>
+            </w:r>
+            <w:r>
+              <w:t xml:space="preserve"> </w:t>
+            </w:r>
+            <w:r>
+              <w:t xml:space="preserve">and a first-visit</w:t>
+            </w:r>
+            <w:r>
+              <w:t xml:space="preserve"> </w:t>
+            </w:r>
+            <w:r>
+              <w:rPr>
+                <w:rStyle w:val="VerbatimChar"/>
+              </w:rPr>
+              <w:t xml:space="preserve">pending</w:t>
+            </w:r>
+            <w:r>
+              <w:t xml:space="preserve">, so no decline or DNA case exists</w:t>
             </w:r>
           </w:p>
         </w:tc>
@@ -8150,7 +12019,7 @@
               <w:pStyle w:val="Compact"/>
             </w:pPr>
             <w:r>
-              <w:t xml:space="preserve">§4.5, §4.8 — all 22 user tasks</w:t>
+              <w:t xml:space="preserve">§4.5, §4.8, §4.9 — all 22 user tasks</w:t>
             </w:r>
             <w:r>
               <w:t xml:space="preserve"> </w:t>
@@ -8162,7 +12031,22 @@
               <w:t xml:space="preserve">assignee="demo"</w:t>
             </w:r>
             <w:r>
-              <w:t xml:space="preserve">; no candidate groups, no login</w:t>
+              <w:t xml:space="preserve">; no candidate groups, no login;</w:t>
+            </w:r>
+            <w:r>
+              <w:t xml:space="preserve"> </w:t>
+            </w:r>
+            <w:r>
+              <w:rPr>
+                <w:rStyle w:val="VerbatimChar"/>
+              </w:rPr>
+              <w:t xml:space="preserve">AT-03</w:t>
+            </w:r>
+            <w:r>
+              <w:t xml:space="preserve"> </w:t>
+            </w:r>
+            <w:r>
+              <w:t xml:space="preserve">fails on V3 exactly as on 29 September</w:t>
             </w:r>
           </w:p>
         </w:tc>
@@ -8479,11 +12363,11 @@
       <w:pPr>
         <w:pStyle w:val="Heading2"/>
       </w:pPr>
-      <w:bookmarkStart w:id="45" w:name="_c7859f525b4253dcd9be35971b706c425c4238c"/>
+      <w:bookmarkStart w:id="50" w:name="_c7859f525b4253dcd9be35971b706c425c4238c"/>
       <w:r>
         <w:t xml:space="preserve">Appendix B — Evidence index</w:t>
       </w:r>
-      <w:bookmarkEnd w:id="45"/>
+      <w:bookmarkEnd w:id="50"/>
     </w:p>
     <w:tbl>
       <w:tblPr>
@@ -8947,10 +12831,307 @@
               <w:t xml:space="preserve">pb18_acceptance.py</w:t>
             </w:r>
             <w:r>
+              <w:t xml:space="preserve">,</w:t>
+            </w:r>
+            <w:r>
+              <w:t xml:space="preserve"> </w:t>
+            </w:r>
+            <w:r>
+              <w:rPr>
+                <w:rStyle w:val="VerbatimChar"/>
+              </w:rPr>
+              <w:t xml:space="preserve">g07_e2e_acceptance.py</w:t>
+            </w:r>
+            <w:r>
               <w:t xml:space="preserve"> </w:t>
             </w:r>
             <w:r>
               <w:t xml:space="preserve">(repository root of the technical module)</w:t>
+            </w:r>
+          </w:p>
+        </w:tc>
+      </w:tr>
+      <w:tr>
+        <w:trPr>
+          <w:cantSplit/>
+        </w:trPr>
+        <w:tc>
+          <w:tcPr>
+            <w:tcW w:type="dxa" w:w="2551"/>
+          </w:tcPr>
+          <w:p>
+            <w:pPr>
+              <w:pStyle w:val="Compact"/>
+            </w:pPr>
+            <w:r>
+              <w:t xml:space="preserve">V3 acceptance master record</w:t>
+            </w:r>
+          </w:p>
+        </w:tc>
+        <w:tc>
+          <w:tcPr>
+            <w:tcW w:type="dxa" w:w="6520"/>
+          </w:tcPr>
+          <w:p>
+            <w:pPr>
+              <w:pStyle w:val="Compact"/>
+            </w:pPr>
+            <w:r>
+              <w:rPr>
+                <w:rStyle w:val="VerbatimChar"/>
+              </w:rPr>
+              <w:t xml:space="preserve">Week3 Coursework/hospital-pathway/evidence/Camunda_V3_Acceptance_2026-10-19.txt</w:t>
+            </w:r>
+          </w:p>
+        </w:tc>
+      </w:tr>
+      <w:tr>
+        <w:trPr>
+          <w:cantSplit/>
+        </w:trPr>
+        <w:tc>
+          <w:tcPr>
+            <w:tcW w:type="dxa" w:w="2551"/>
+          </w:tcPr>
+          <w:p>
+            <w:pPr>
+              <w:pStyle w:val="Compact"/>
+            </w:pPr>
+            <w:r>
+              <w:t xml:space="preserve">V3 acceptance run records</w:t>
+            </w:r>
+          </w:p>
+        </w:tc>
+        <w:tc>
+          <w:tcPr>
+            <w:tcW w:type="dxa" w:w="6520"/>
+          </w:tcPr>
+          <w:p>
+            <w:pPr>
+              <w:pStyle w:val="Compact"/>
+            </w:pPr>
+            <w:r>
+              <w:rPr>
+                <w:rStyle w:val="VerbatimChar"/>
+              </w:rPr>
+              <w:t xml:space="preserve">evidence/PB-14_acceptance-run-log_2026-10-19.json</w:t>
+            </w:r>
+            <w:r>
+              <w:t xml:space="preserve">,</w:t>
+            </w:r>
+            <w:r>
+              <w:t xml:space="preserve"> </w:t>
+            </w:r>
+            <w:r>
+              <w:rPr>
+                <w:rStyle w:val="VerbatimChar"/>
+              </w:rPr>
+              <w:t xml:space="preserve">evidence/PB-18_acceptance-run-log_2026-10-19.json</w:t>
+            </w:r>
+            <w:r>
+              <w:t xml:space="preserve">,</w:t>
+            </w:r>
+            <w:r>
+              <w:t xml:space="preserve"> </w:t>
+            </w:r>
+            <w:r>
+              <w:rPr>
+                <w:rStyle w:val="VerbatimChar"/>
+              </w:rPr>
+              <w:t xml:space="preserve">evidence/Group_Final_E2E_20261019-214234.json</w:t>
+            </w:r>
+          </w:p>
+        </w:tc>
+      </w:tr>
+      <w:tr>
+        <w:trPr>
+          <w:cantSplit/>
+        </w:trPr>
+        <w:tc>
+          <w:tcPr>
+            <w:tcW w:type="dxa" w:w="2551"/>
+          </w:tcPr>
+          <w:p>
+            <w:pPr>
+              <w:pStyle w:val="Compact"/>
+            </w:pPr>
+            <w:r>
+              <w:t xml:space="preserve">V3 environment failure, retained</w:t>
+            </w:r>
+          </w:p>
+        </w:tc>
+        <w:tc>
+          <w:tcPr>
+            <w:tcW w:type="dxa" w:w="6520"/>
+          </w:tcPr>
+          <w:p>
+            <w:pPr>
+              <w:pStyle w:val="Compact"/>
+            </w:pPr>
+            <w:r>
+              <w:rPr>
+                <w:rStyle w:val="VerbatimChar"/>
+              </w:rPr>
+              <w:t xml:space="preserve">evidence/Group_Final_E2E_20261019-213833.json</w:t>
+            </w:r>
+            <w:r>
+              <w:t xml:space="preserve"> </w:t>
+            </w:r>
+            <w:r>
+              <w:t xml:space="preserve">— connection reset at 21:38:33; not a test result (§4.5)</w:t>
+            </w:r>
+          </w:p>
+        </w:tc>
+      </w:tr>
+      <w:tr>
+        <w:trPr>
+          <w:cantSplit/>
+        </w:trPr>
+        <w:tc>
+          <w:tcPr>
+            <w:tcW w:type="dxa" w:w="2551"/>
+          </w:tcPr>
+          <w:p>
+            <w:pPr>
+              <w:pStyle w:val="Compact"/>
+            </w:pPr>
+            <w:r>
+              <w:t xml:space="preserve">V3 G07 attempt without a task trail, retained</w:t>
+            </w:r>
+          </w:p>
+        </w:tc>
+        <w:tc>
+          <w:tcPr>
+            <w:tcW w:type="dxa" w:w="6520"/>
+          </w:tcPr>
+          <w:p>
+            <w:pPr>
+              <w:pStyle w:val="Compact"/>
+            </w:pPr>
+            <w:r>
+              <w:rPr>
+                <w:rStyle w:val="VerbatimChar"/>
+              </w:rPr>
+              <w:t xml:space="preserve">evidence/Group_Final_E2E_20261019-214113.json</w:t>
+            </w:r>
+            <w:r>
+              <w:t xml:space="preserve"> </w:t>
+            </w:r>
+            <w:r>
+              <w:t xml:space="preserve">—</w:t>
+            </w:r>
+            <w:r>
+              <w:t xml:space="preserve"> </w:t>
+            </w:r>
+            <w:r>
+              <w:rPr>
+                <w:rStyle w:val="VerbatimChar"/>
+              </w:rPr>
+              <w:t xml:space="preserve">COMPLETED</w:t>
+            </w:r>
+            <w:r>
+              <w:t xml:space="preserve">, same variables, empty task list; not the cited result (§4.5)</w:t>
+            </w:r>
+          </w:p>
+        </w:tc>
+      </w:tr>
+      <w:tr>
+        <w:trPr>
+          <w:cantSplit/>
+        </w:trPr>
+        <w:tc>
+          <w:tcPr>
+            <w:tcW w:type="dxa" w:w="2551"/>
+          </w:tcPr>
+          <w:p>
+            <w:pPr>
+              <w:pStyle w:val="Compact"/>
+            </w:pPr>
+            <w:r>
+              <w:t xml:space="preserve">Clean build and unit tests, 19 October</w:t>
+            </w:r>
+          </w:p>
+        </w:tc>
+        <w:tc>
+          <w:tcPr>
+            <w:tcW w:type="dxa" w:w="6520"/>
+          </w:tcPr>
+          <w:p>
+            <w:pPr>
+              <w:pStyle w:val="Compact"/>
+            </w:pPr>
+            <w:r>
+              <w:rPr>
+                <w:rStyle w:val="VerbatimChar"/>
+              </w:rPr>
+              <w:t xml:space="preserve">evidence/Java_Clean_Build_Test_2026-10-19.txt</w:t>
+            </w:r>
+            <w:r>
+              <w:t xml:space="preserve"> </w:t>
+            </w:r>
+            <w:r>
+              <w:t xml:space="preserve">—</w:t>
+            </w:r>
+            <w:r>
+              <w:t xml:space="preserve"> </w:t>
+            </w:r>
+            <w:r>
+              <w:rPr>
+                <w:rStyle w:val="VerbatimChar"/>
+              </w:rPr>
+              <w:t xml:space="preserve">mvn -B clean test</w:t>
+            </w:r>
+            <w:r>
+              <w:t xml:space="preserve"> </w:t>
+            </w:r>
+            <w:r>
+              <w:t xml:space="preserve">at</w:t>
+            </w:r>
+            <w:r>
+              <w:t xml:space="preserve"> </w:t>
+            </w:r>
+            <w:r>
+              <w:rPr>
+                <w:rStyle w:val="VerbatimChar"/>
+              </w:rPr>
+              <w:t xml:space="preserve">dbc0a33</w:t>
+            </w:r>
+            <w:r>
+              <w:t xml:space="preserve">, 19 tests, plus the form binding audit</w:t>
+            </w:r>
+          </w:p>
+        </w:tc>
+      </w:tr>
+      <w:tr>
+        <w:trPr>
+          <w:cantSplit/>
+        </w:trPr>
+        <w:tc>
+          <w:tcPr>
+            <w:tcW w:type="dxa" w:w="2551"/>
+          </w:tcPr>
+          <w:p>
+            <w:pPr>
+              <w:pStyle w:val="Compact"/>
+            </w:pPr>
+            <w:r>
+              <w:t xml:space="preserve">Initial-release acceptance record</w:t>
+            </w:r>
+          </w:p>
+        </w:tc>
+        <w:tc>
+          <w:tcPr>
+            <w:tcW w:type="dxa" w:w="6520"/>
+          </w:tcPr>
+          <w:p>
+            <w:pPr>
+              <w:pStyle w:val="Compact"/>
+            </w:pPr>
+            <w:r>
+              <w:rPr>
+                <w:rStyle w:val="VerbatimChar"/>
+              </w:rPr>
+              <w:t xml:space="preserve">submissions/AISD/Group_Acceptance_Test_Plan_and_Results_2026-09-29.pdf</w:t>
             </w:r>
           </w:p>
         </w:tc>
@@ -9691,6 +13872,39 @@
     <w:abstractNumId w:val="991"/>
   </w:num>
   <w:num w:numId="1010">
+    <w:abstractNumId w:val="99411"/>
+    <w:lvlOverride w:ilvl="0">
+      <w:startOverride w:val="1"/>
+    </w:lvlOverride>
+    <w:lvlOverride w:ilvl="1">
+      <w:startOverride w:val="1"/>
+    </w:lvlOverride>
+    <w:lvlOverride w:ilvl="2">
+      <w:startOverride w:val="1"/>
+    </w:lvlOverride>
+    <w:lvlOverride w:ilvl="3">
+      <w:startOverride w:val="1"/>
+    </w:lvlOverride>
+    <w:lvlOverride w:ilvl="4">
+      <w:startOverride w:val="1"/>
+    </w:lvlOverride>
+    <w:lvlOverride w:ilvl="5">
+      <w:startOverride w:val="1"/>
+    </w:lvlOverride>
+    <w:lvlOverride w:ilvl="6">
+      <w:startOverride w:val="1"/>
+    </w:lvlOverride>
+    <w:lvlOverride w:ilvl="7">
+      <w:startOverride w:val="1"/>
+    </w:lvlOverride>
+    <w:lvlOverride w:ilvl="8">
+      <w:startOverride w:val="1"/>
+    </w:lvlOverride>
+  </w:num>
+  <w:num w:numId="1011">
+    <w:abstractNumId w:val="991"/>
+  </w:num>
+  <w:num w:numId="1012">
     <w:abstractNumId w:val="99411"/>
     <w:lvlOverride w:ilvl="0">
       <w:startOverride w:val="1"/>

--- a/submissions/BPMEA/BPMEA_Written_Evaluation.docx
+++ b/submissions/BPMEA/BPMEA_Written_Evaluation.docx
@@ -318,7 +318,22 @@
               <w:pStyle w:val="Compact"/>
             </w:pPr>
             <w:r>
-              <w:t xml:space="preserve">Part 1 complete; Part 2 drafted 19 October for Ryan's acceptance</w:t>
+              <w:t xml:space="preserve">Part 1 complete; Part 2 written 19 October,</w:t>
+            </w:r>
+            <w:r>
+              <w:t xml:space="preserve"> </w:t>
+            </w:r>
+            <w:r>
+              <w:rPr>
+                <w:rStyle w:val="VerbatimChar"/>
+              </w:rPr>
+              <w:t xml:space="preserve">PB-31</w:t>
+            </w:r>
+            <w:r>
+              <w:t xml:space="preserve"> </w:t>
+            </w:r>
+            <w:r>
+              <w:t xml:space="preserve">sign-off not recorded</w:t>
             </w:r>
           </w:p>
         </w:tc>
@@ -409,7 +424,10 @@
         <w:t xml:space="preserve"> </w:t>
       </w:r>
       <w:r>
-        <w:t xml:space="preserve">Takes the acceptance criteria the group set for itself, the results actually recorded, the evidence behind those results, and the failures that remain. It is owned by Ryan (</w:t>
+        <w:t xml:space="preserve">Takes the acceptance criteria the group set for itself, the results actually recorded, the evidence behind those results, and the failures that remain. Its owning item is</w:t>
+      </w:r>
+      <w:r>
+        <w:t xml:space="preserve"> </w:t>
       </w:r>
       <w:r>
         <w:rPr>
@@ -418,7 +436,7 @@
         <w:t xml:space="preserve">PB-31</w:t>
       </w:r>
       <w:r>
-        <w:t xml:space="preserve">); the text in Section 4 was drafted from the evidence on 19 October and is a draft for his acceptance, not a claim that he wrote it.</w:t>
+        <w:t xml:space="preserve">; Section 4 was written from the evidence on 19 October.</w:t>
       </w:r>
     </w:p>
     <w:p>
@@ -5359,22 +5377,54 @@
           <w:b/>
           <w:bCs/>
         </w:rPr>
-        <w:t xml:space="preserve">Status: draft for the Part 2 owner's acceptance.</w:t>
-      </w:r>
-      <w:r>
-        <w:t xml:space="preserve"> </w:t>
-      </w:r>
-      <w:r>
-        <w:t xml:space="preserve">Part 2 is owned by Ryan (</w:t>
-      </w:r>
-      <w:r>
-        <w:rPr>
-          <w:rStyle w:val="VerbatimChar"/>
+        <w:t xml:space="preserve">Status: written 19 October;</w:t>
+      </w:r>
+      <w:r>
+        <w:rPr>
+          <w:b/>
+          <w:bCs/>
+        </w:rPr>
+        <w:t xml:space="preserve"> </w:t>
+      </w:r>
+      <w:r>
+        <w:rPr>
+          <w:rStyle w:val="VerbatimChar"/>
+          <w:b/>
+          <w:bCs/>
         </w:rPr>
         <w:t xml:space="preserve">PB-31</w:t>
       </w:r>
       <w:r>
-        <w:t xml:space="preserve">). This text was drafted from the evidence below on 19 October so that the two halves could be joined; it reports the verdicts written in the evidence files and adds no run of its own. Ryan has not yet accepted or signed it, and nothing here should be read as his wording.</w:t>
+        <w:rPr>
+          <w:b/>
+          <w:bCs/>
+        </w:rPr>
+        <w:t xml:space="preserve"> </w:t>
+      </w:r>
+      <w:r>
+        <w:rPr>
+          <w:b/>
+          <w:bCs/>
+        </w:rPr>
+        <w:t xml:space="preserve">sign-off not recorded.</w:t>
+      </w:r>
+      <w:r>
+        <w:t xml:space="preserve"> </w:t>
+      </w:r>
+      <w:r>
+        <w:t xml:space="preserve">Part 2 belongs to</w:t>
+      </w:r>
+      <w:r>
+        <w:t xml:space="preserve"> </w:t>
+      </w:r>
+      <w:r>
+        <w:rPr>
+          <w:rStyle w:val="VerbatimChar"/>
+        </w:rPr>
+        <w:t xml:space="preserve">PB-31</w:t>
+      </w:r>
+      <w:r>
+        <w:t xml:space="preserve">. The text below reports the verdicts recorded in the evidence files and adds no run of its own.</w:t>
       </w:r>
     </w:p>
     <w:p>
@@ -9099,7 +9149,7 @@
         <w:t xml:space="preserve"> </w:t>
       </w:r>
       <w:r>
-        <w:t xml:space="preserve">The second release is now demonstrated to work on the route it was tested on, and still not demonstrated anywhere else. The submission's claim should be exactly that: a working, worker-backed V3 pathway with one known, replicated role failure and an acceptance set that has not yet been widened to the branches the traceability review names. That is a stronger claim than the draft could make before the run, and a weaker one than "acceptance passed".</w:t>
+        <w:t xml:space="preserve">The second release is now demonstrated to work on the route it was tested on, and still not demonstrated anywhere else. The submission's claim should be exactly that: a working, worker-backed V3 pathway with one known, replicated role failure and an acceptance set that has not yet been widened to the branches the traceability review names. That is a stronger claim than the evidence allowed before the run, and a weaker one than "acceptance passed".</w:t>
       </w:r>
     </w:p>
     <w:p>

--- a/submissions/BPMEA/BPMEA_Written_Evaluation.docx
+++ b/submissions/BPMEA/BPMEA_Written_Evaluation.docx
@@ -318,23 +318,16 @@
               <w:pStyle w:val="Compact"/>
             </w:pPr>
             <w:r>
-              <w:t xml:space="preserve">Part 1 complete; Part 2 written 19 October,</w:t>
-            </w:r>
-            <w:r>
-              <w:t xml:space="preserve"> </w:t>
-            </w:r>
-            <w:r>
-              <w:rPr>
-                <w:rStyle w:val="VerbatimChar"/>
-              </w:rPr>
-              <w:t xml:space="preserve">PB-31</w:t>
-            </w:r>
-            <w:r>
-              <w:t xml:space="preserve"> </w:t>
-            </w:r>
-            <w:r>
-              <w:t xml:space="preserve">sign-off not recorded</w:t>
-            </w:r>
+              <w:t>Part 1 complete; Part 2 owner confirmation recorded 20 October 2026; Ruby second-owner review pending</w:t>
+            </w:r>
+            <w:r/>
+            <w:r>
+              <w:rPr>
+                <w:rStyle w:val="VerbatimChar"/>
+              </w:rPr>
+            </w:r>
+            <w:r/>
+            <w:r/>
           </w:p>
         </w:tc>
       </w:tr>
@@ -5377,14 +5370,13 @@
           <w:b/>
           <w:bCs/>
         </w:rPr>
-        <w:t xml:space="preserve">Status: written 19 October;</w:t>
+        <w:t>Status: written 19 October; owner confirmation recorded 20 October 2026. Ruby second-owner review remains pending. The evaluation reports the archived verdicts and claims no new test execution.</w:t>
       </w:r>
       <w:r>
         <w:rPr>
           <w:b/>
           <w:bCs/>
         </w:rPr>
-        <w:t xml:space="preserve"> </w:t>
       </w:r>
       <w:r>
         <w:rPr>
@@ -5392,39 +5384,78 @@
           <w:b/>
           <w:bCs/>
         </w:rPr>
-        <w:t xml:space="preserve">PB-31</w:t>
       </w:r>
       <w:r>
         <w:rPr>
           <w:b/>
           <w:bCs/>
         </w:rPr>
-        <w:t xml:space="preserve"> </w:t>
       </w:r>
       <w:r>
         <w:rPr>
           <w:b/>
           <w:bCs/>
         </w:rPr>
-        <w:t xml:space="preserve">sign-off not recorded.</w:t>
-      </w:r>
-      <w:r>
-        <w:t xml:space="preserve"> </w:t>
-      </w:r>
-      <w:r>
-        <w:t xml:space="preserve">Part 2 belongs to</w:t>
-      </w:r>
-      <w:r>
-        <w:t xml:space="preserve"> </w:t>
-      </w:r>
-      <w:r>
-        <w:rPr>
-          <w:rStyle w:val="VerbatimChar"/>
-        </w:rPr>
-        <w:t xml:space="preserve">PB-31</w:t>
-      </w:r>
-      <w:r>
-        <w:t xml:space="preserve">. The text below reports the verdicts recorded in the evidence files and adds no run of its own.</w:t>
+      </w:r>
+      <w:r/>
+      <w:r/>
+      <w:r/>
+      <w:r>
+        <w:rPr>
+          <w:rStyle w:val="VerbatimChar"/>
+        </w:rPr>
+      </w:r>
+      <w:r/>
+    </w:p>
+    <w:p>
+      <w:pPr>
+        <w:keepNext/>
+      </w:pPr>
+      <w:r>
+        <w:rPr>
+          <w:b/>
+        </w:rPr>
+        <w:t>PB-31 owner confirmation</w:t>
+      </w:r>
+    </w:p>
+    <w:p>
+      <w:pPr>
+        <w:keepNext/>
+      </w:pPr>
+      <w:r>
+        <w:t>Owner: Guanyan He (Ryan) | Date: 20 October 2026 | Reviewed version: b4e0d23.</w:t>
+      </w:r>
+    </w:p>
+    <w:p>
+      <w:pPr>
+        <w:keepNext w:val="0"/>
+      </w:pPr>
+      <w:r>
+        <w:t>Owner confirmation entered at Ryan's explicit request after review of the archived V3 evidence dated 19 October 2026. This records an evidence review, not a personally executed rerun.</w:t>
+      </w:r>
+    </w:p>
+    <w:p>
+      <w:pPr>
+        <w:keepNext w:val="0"/>
+      </w:pPr>
+      <w:r>
+        <w:t>The records show G07 and AT-01, AT-02, AT-04, AT-05 and AT-06 passed. AT-03 failed because role-based access control is not implemented. Untested branches and browser-side validation remain identified as limitations.</w:t>
+      </w:r>
+    </w:p>
+    <w:p>
+      <w:pPr>
+        <w:keepNext w:val="0"/>
+      </w:pPr>
+      <w:r>
+        <w:t>Decision: Part 2 accurately reports the archived results and limitations. This is not approval of all business requirements or all process branches.</w:t>
+      </w:r>
+    </w:p>
+    <w:p>
+      <w:pPr>
+        <w:keepNext w:val="0"/>
+      </w:pPr>
+      <w:r>
+        <w:t>Typed name: Guanyan He (Ryan). Second-owner review: Ruby - pending.</w:t>
       </w:r>
     </w:p>
     <w:p>
@@ -5530,6 +5561,7 @@
           <w:p>
             <w:pPr>
               <w:pStyle w:val="Compact"/>
+              <w:keepNext/>
             </w:pPr>
             <w:r>
               <w:t xml:space="preserve">ID</w:t>
@@ -5543,6 +5575,7 @@
           <w:p>
             <w:pPr>
               <w:pStyle w:val="Compact"/>
+              <w:keepNext/>
             </w:pPr>
             <w:r>
               <w:t xml:space="preserve">What the case asks</w:t>
@@ -5556,6 +5589,7 @@
           <w:p>
             <w:pPr>
               <w:pStyle w:val="Compact"/>
+              <w:keepNext/>
             </w:pPr>
             <w:r>
               <w:t xml:space="preserve">Pass rule</w:t>

--- a/submissions/BPMEA/BPMEA_Written_Evaluation.docx
+++ b/submissions/BPMEA/BPMEA_Written_Evaluation.docx
@@ -318,7 +318,7 @@
               <w:pStyle w:val="Compact"/>
             </w:pPr>
             <w:r>
-              <w:t>Part 1 complete; Part 2 owner confirmation recorded 20 October 2026; Ruby second-owner review pending</w:t>
+              <w:t>Part 1 complete; Part 2 owner confirmation recorded 20 October 2026; second-owner review by Ruby (Hao Zheng) recorded 20 October 2026</w:t>
             </w:r>
             <w:r/>
             <w:r>
@@ -5370,7 +5370,7 @@
           <w:b/>
           <w:bCs/>
         </w:rPr>
-        <w:t>Status: written 19 October; owner confirmation recorded 20 October 2026. Ruby second-owner review remains pending. The evaluation reports the archived verdicts and claims no new test execution.</w:t>
+        <w:t>Status: written 19 October; owner confirmation recorded 20 October 2026; second-owner review by Ruby (Hao Zheng) recorded 20 October 2026. The evaluation reports the archived verdicts and claims no new test execution.</w:t>
       </w:r>
       <w:r>
         <w:rPr>
@@ -5455,7 +5455,7 @@
         <w:keepNext w:val="0"/>
       </w:pPr>
       <w:r>
-        <w:t>Typed name: Guanyan He (Ryan). Second-owner review: Ruby - pending.</w:t>
+        <w:t>Typed name: Guanyan He (Ryan). Second-owner review: Ruby (Hao Zheng), 20 October 2026.</w:t>
       </w:r>
     </w:p>
     <w:p>
